--- a/docs/06-reference/02-azure-resource-request-form/PAR-APAC-ISMS-Governance-Platform-2026-08-09.docx
+++ b/docs/06-reference/02-azure-resource-request-form/PAR-APAC-ISMS-Governance-Platform-2026-08-09.docx
@@ -1986,10 +1986,11 @@
             <w:r>
               <w:rPr>
                 <w:rFonts w:ascii="Calibri" w:hAnsi="Calibri"/>
+                <w:b w:val="0"/>
                 <w:color w:val="1F3D7A"/>
                 <w:sz w:val="20"/>
               </w:rPr>
-              <w:t>An internally built ISMS governance platform for the Regional IT office, covering 13 operating companies across 11 jurisdictions under ISO/IEC 27001:2022 and ISO/IEC 27017. It is not a general-purpose GRC suite.</w:t>
+              <w:t>A single ISMS governance platform for the APAC region, replacing the spreadsheets and e-mail that carry this work today.</w:t>
             </w:r>
           </w:p>
           <w:p>
@@ -2004,46 +2005,39 @@
             <w:r>
               <w:rPr>
                 <w:rFonts w:ascii="Calibri" w:hAnsi="Calibri"/>
+                <w:b w:val="0"/>
                 <w:color w:val="1F3D7A"/>
                 <w:sz w:val="20"/>
               </w:rPr>
-              <w:t>It digitises the group’s existing ISMS forms and procedures — the RCI Risk Management Procedure and Report, the Security Incident template, the APAC ISMS Profile and the supplier management set — rather than imposing a generic model, so ISO 27001 certification continuity is preserved and adoption friction stays low.</w:t>
+              <w:t>It brings eight governance domains onto one data model, one access model and one audit trail:</w:t>
             </w:r>
           </w:p>
           <w:p>
             <w:pPr>
               <w:cnfStyle w:val="000000000000" w:firstRow="0" w:lastRow="0" w:firstColumn="0" w:lastColumn="0" w:oddVBand="0" w:evenVBand="0" w:oddHBand="0" w:evenHBand="0" w:firstRowFirstColumn="0" w:firstRowLastColumn="0" w:lastRowFirstColumn="0" w:lastRowLastColumn="0"/>
             </w:pPr>
-          </w:p>
-          <w:p>
-            <w:pPr>
-              <w:cnfStyle w:val="000000000000" w:firstRow="0" w:lastRow="0" w:firstColumn="0" w:lastColumn="0" w:oddVBand="0" w:evenVBand="0" w:oddHBand="0" w:evenHBand="0" w:firstRowFirstColumn="0" w:firstRowLastColumn="0" w:lastRowFirstColumn="0" w:lastRowLastColumn="0"/>
-            </w:pPr>
             <w:r>
               <w:rPr>
                 <w:rFonts w:ascii="Calibri" w:hAnsi="Calibri"/>
+                <w:b w:val="0"/>
                 <w:color w:val="1F3D7A"/>
                 <w:sz w:val="20"/>
               </w:rPr>
-              <w:t>The flagship capability is a cross-entity roll-up dashboard giving the Regional ISO a live view of ISMS posture across every OpCo with drill-down, replacing the current quarterly Excel-and-email collection cycle.</w:t>
+              <w:t xml:space="preserve">     i) ISMS profile   ·   ii) ISMS AI agent   ·   iii) ISMS policy and standards   ·   iv) Incident reporting</w:t>
             </w:r>
           </w:p>
           <w:p>
             <w:pPr>
               <w:cnfStyle w:val="000000000000" w:firstRow="0" w:lastRow="0" w:firstColumn="0" w:lastColumn="0" w:oddVBand="0" w:evenVBand="0" w:oddHBand="0" w:evenHBand="0" w:firstRowFirstColumn="0" w:firstRowLastColumn="0" w:lastRowFirstColumn="0" w:lastRowLastColumn="0"/>
             </w:pPr>
-          </w:p>
-          <w:p>
-            <w:pPr>
-              <w:cnfStyle w:val="000000000000" w:firstRow="0" w:lastRow="0" w:firstColumn="0" w:lastColumn="0" w:oddVBand="0" w:evenVBand="0" w:oddHBand="0" w:evenHBand="0" w:firstRowFirstColumn="0" w:firstRowLastColumn="0" w:lastRowFirstColumn="0" w:lastRowLastColumn="0"/>
-            </w:pPr>
             <w:r>
               <w:rPr>
                 <w:rFonts w:ascii="Calibri" w:hAnsi="Calibri"/>
+                <w:b w:val="0"/>
                 <w:color w:val="1F3D7A"/>
                 <w:sz w:val="20"/>
               </w:rPr>
-              <w:t>Wave 1 delivers the shared backbone — core data model, entity-scoped access enforced by PostgreSQL row-level security, an append-only tamper-evident audit trail, a lean workflow engine and Entra ID based identity/RBAC — proven end to end by two modules: Policy Management, and the Risk and Control registers.</w:t>
+              <w:t xml:space="preserve">     v) OS portfolio   ·   vi) Supplier management   ·   vii) Risk management   ·   viii) Audit issues</w:t>
             </w:r>
           </w:p>
           <w:p>
@@ -2058,10 +2052,30 @@
             <w:r>
               <w:rPr>
                 <w:rFonts w:ascii="Calibri" w:hAnsi="Calibri"/>
+                <w:b w:val="0"/>
                 <w:color w:val="1F3D7A"/>
                 <w:sz w:val="20"/>
               </w:rPr>
-              <w:t>This is an internal system for group staff only. It holds ISMS governance records. It holds no customer data, no payment card data and no special-category personal data.</w:t>
+              <w:t>Every record is scoped to the operating company that owns it; the regional office sees a roll-up across all of them, with drill-down. The platform digitises the group’s existing ISO/IEC 27001 and 27017 forms and procedures rather than imposing a generic GRC model.</w:t>
+            </w:r>
+          </w:p>
+          <w:p>
+            <w:pPr>
+              <w:cnfStyle w:val="000000000000" w:firstRow="0" w:lastRow="0" w:firstColumn="0" w:lastColumn="0" w:oddVBand="0" w:evenVBand="0" w:oddHBand="0" w:evenHBand="0" w:firstRowFirstColumn="0" w:firstRowLastColumn="0" w:lastRowFirstColumn="0" w:lastRowLastColumn="0"/>
+            </w:pPr>
+          </w:p>
+          <w:p>
+            <w:pPr>
+              <w:cnfStyle w:val="000000000000" w:firstRow="0" w:lastRow="0" w:firstColumn="0" w:lastColumn="0" w:oddVBand="0" w:evenVBand="0" w:oddHBand="0" w:evenHBand="0" w:firstRowFirstColumn="0" w:firstRowLastColumn="0" w:lastRowFirstColumn="0" w:lastRowLastColumn="0"/>
+            </w:pPr>
+            <w:r>
+              <w:rPr>
+                <w:rFonts w:ascii="Calibri" w:hAnsi="Calibri"/>
+                <w:b w:val="0"/>
+                <w:color w:val="1F3D7A"/>
+                <w:sz w:val="20"/>
+              </w:rPr>
+              <w:t>Internal system, group staff only. No customer data, no payment card data, no special-category personal data.</w:t>
             </w:r>
           </w:p>
         </w:tc>
@@ -2120,6 +2134,73 @@
                 <w:lang w:val="en-US"/>
               </w:rPr>
               <w:t xml:space="preserve">Expected Implementation Date:  </w:t>
+            </w:r>
+          </w:p>
+          <w:p>
+            <w:pPr>
+              <w:rPr>
+                <w:b w:val="0"/>
+                <w:bCs w:val="0"/>
+                <w:sz w:val="24"/>
+                <w:lang w:val="en-US"/>
+              </w:rPr>
+            </w:pPr>
+            <w:r>
+              <w:rPr>
+                <w:rFonts w:ascii="Calibri" w:hAnsi="Calibri"/>
+                <w:b w:val="0"/>
+                <w:color w:val="1F3D7A"/>
+                <w:sz w:val="20"/>
+              </w:rPr>
+              <w:t>Portal launch: mid-August 2026, and no later than end of August 2026.</w:t>
+            </w:r>
+          </w:p>
+          <w:p>
+            <w:pPr>
+              <w:rPr>
+                <w:b w:val="0"/>
+                <w:bCs w:val="0"/>
+                <w:sz w:val="24"/>
+                <w:lang w:val="en-US"/>
+              </w:rPr>
+            </w:pPr>
+            <w:r>
+              <w:rPr>
+                <w:rFonts w:ascii="Calibri" w:hAnsi="Calibri"/>
+                <w:b w:val="0"/>
+                <w:color w:val="1F3D7A"/>
+                <w:sz w:val="20"/>
+              </w:rPr>
+              <w:t>Environments needed for that date: dev, staging and production — all three are requested in this form.</w:t>
+            </w:r>
+          </w:p>
+          <w:p>
+            <w:pPr>
+              <w:rPr>
+                <w:b w:val="0"/>
+                <w:bCs w:val="0"/>
+                <w:sz w:val="24"/>
+                <w:lang w:val="en-US"/>
+              </w:rPr>
+            </w:pPr>
+          </w:p>
+          <w:p>
+            <w:pPr>
+              <w:rPr>
+                <w:b w:val="0"/>
+                <w:bCs w:val="0"/>
+                <w:sz w:val="24"/>
+                <w:lang w:val="en-US"/>
+              </w:rPr>
+            </w:pPr>
+            <w:r>
+              <w:rPr>
+                <w:rFonts w:ascii="Calibri" w:hAnsi="Calibri"/>
+                <w:b w:val="0"/>
+                <w:color w:val="1F3D7A"/>
+                <w:sz w:val="20"/>
+              </w:rPr>
+              <w:t>⚠ Schedule risk, raised here rather than discovered later. This form’s own introduction allows 1–2 weeks for the PAR process, ending at GM approval, and today is 10 August 2026. End of August is achievable only if approval and provisioning run without a gap. We therefore request that the DEV environment be prioritised, so build and testing can continue while the remaining environments follow.</w:t>
             </w:r>
           </w:p>
         </w:tc>
@@ -2339,10 +2420,11 @@
                       <w:r>
                         <w:rPr>
                           <w:rFonts w:ascii="Calibri" w:hAnsi="Calibri"/>
+                          <w:b w:val="0"/>
                           <w:color w:val="1F3D7A"/>
                           <w:sz w:val="16"/>
                         </w:rPr>
-                        <w:t>M0  Repository, CI/CD, security scanning, container images</w:t>
+                        <w:t>Task 1 — Launch the ISMS governance portal (Phase 1)</w:t>
                       </w:r>
                     </w:p>
                   </w:tc>
@@ -2360,10 +2442,11 @@
                       <w:r>
                         <w:rPr>
                           <w:rFonts w:ascii="Calibri" w:hAnsi="Calibri"/>
+                          <w:b w:val="0"/>
                           <w:color w:val="1F3D7A"/>
                           <w:sz w:val="16"/>
                         </w:rPr>
-                        <w:t>Completed 8 Aug 2026</w:t>
+                        <w:t>Mid-August 2026; no later than end of August 2026</w:t>
                       </w:r>
                     </w:p>
                   </w:tc>
@@ -2381,10 +2464,11 @@
                       <w:r>
                         <w:rPr>
                           <w:rFonts w:ascii="Calibri" w:hAnsi="Calibri"/>
+                          <w:b w:val="0"/>
                           <w:color w:val="1F3D7A"/>
                           <w:sz w:val="16"/>
                         </w:rPr>
-                        <w:t>Done. No Azure environment was needed for it.</w:t>
+                        <w:t>The binding date. Needs the dev, staging and production environments requested in this form.</w:t>
                       </w:r>
                     </w:p>
                   </w:tc>
@@ -2404,10 +2488,11 @@
                       <w:r>
                         <w:rPr>
                           <w:rFonts w:ascii="Calibri" w:hAnsi="Calibri"/>
+                          <w:b w:val="0"/>
                           <w:color w:val="1F3D7A"/>
                           <w:sz w:val="16"/>
                         </w:rPr>
-                        <w:t>DEV environment provisioning</w:t>
+                        <w:t>Task 2 — Phase 2</w:t>
                       </w:r>
                     </w:p>
                   </w:tc>
@@ -2425,10 +2510,11 @@
                       <w:r>
                         <w:rPr>
                           <w:rFonts w:ascii="Calibri" w:hAnsi="Calibri"/>
+                          <w:b w:val="0"/>
                           <w:color w:val="1F3D7A"/>
                           <w:sz w:val="16"/>
                         </w:rPr>
-                        <w:t>Target Sep 2026</w:t>
+                        <w:t>September 2026</w:t>
                       </w:r>
                     </w:p>
                   </w:tc>
@@ -2446,10 +2532,11 @@
                       <w:r>
                         <w:rPr>
                           <w:rFonts w:ascii="Calibri" w:hAnsi="Calibri"/>
+                          <w:b w:val="0"/>
                           <w:color w:val="1F3D7A"/>
                           <w:sz w:val="16"/>
                         </w:rPr>
-                        <w:t>Blocks every milestone below. Earliest possible date is requested.</w:t>
+                        <w:t>Delivered on the environments requested here; no additional Azure resource anticipated.</w:t>
                       </w:r>
                     </w:p>
                   </w:tc>
@@ -2474,10 +2561,11 @@
                       <w:r>
                         <w:rPr>
                           <w:rFonts w:ascii="Calibri" w:hAnsi="Calibri"/>
+                          <w:b w:val="0"/>
                           <w:color w:val="1F3D7A"/>
                           <w:sz w:val="16"/>
                         </w:rPr>
-                        <w:t>M1–M3  Core data model, entity scoping + row-level security, audit trail</w:t>
+                        <w:t>Task 3 — Phase 3</w:t>
                       </w:r>
                     </w:p>
                   </w:tc>
@@ -2495,10 +2583,11 @@
                       <w:r>
                         <w:rPr>
                           <w:rFonts w:ascii="Calibri" w:hAnsi="Calibri"/>
+                          <w:b w:val="0"/>
                           <w:color w:val="1F3D7A"/>
                           <w:sz w:val="16"/>
                         </w:rPr>
-                        <w:t>Sep – Oct 2026</w:t>
+                        <w:t>October 2026</w:t>
                       </w:r>
                     </w:p>
                   </w:tc>
@@ -2516,10 +2605,11 @@
                       <w:r>
                         <w:rPr>
                           <w:rFonts w:ascii="Calibri" w:hAnsi="Calibri"/>
+                          <w:b w:val="0"/>
                           <w:color w:val="1F3D7A"/>
                           <w:sz w:val="16"/>
                         </w:rPr>
-                        <w:t>Runs on dev.</w:t>
+                        <w:t>Delivered on the environments requested here; no additional Azure resource anticipated.</w:t>
                       </w:r>
                     </w:p>
                   </w:tc>
@@ -2539,10 +2629,11 @@
                       <w:r>
                         <w:rPr>
                           <w:rFonts w:ascii="Calibri" w:hAnsi="Calibri"/>
+                          <w:b w:val="0"/>
                           <w:color w:val="1F3D7A"/>
                           <w:sz w:val="16"/>
                         </w:rPr>
-                        <w:t>M4–M5  Entra ID identity and RBAC, workflow engine</w:t>
+                        <w:t>Task 4 — Phase 4</w:t>
                       </w:r>
                     </w:p>
                   </w:tc>
@@ -2560,10 +2651,11 @@
                       <w:r>
                         <w:rPr>
                           <w:rFonts w:ascii="Calibri" w:hAnsi="Calibri"/>
+                          <w:b w:val="0"/>
                           <w:color w:val="1F3D7A"/>
                           <w:sz w:val="16"/>
                         </w:rPr>
-                        <w:t>Oct – Nov 2026</w:t>
+                        <w:t>November 2026</w:t>
                       </w:r>
                     </w:p>
                   </w:tc>
@@ -2581,215 +2673,11 @@
                       <w:r>
                         <w:rPr>
                           <w:rFonts w:ascii="Calibri" w:hAnsi="Calibri"/>
+                          <w:b w:val="0"/>
                           <w:color w:val="1F3D7A"/>
                           <w:sz w:val="16"/>
                         </w:rPr>
-                        <w:t>Needs the App Registrations and the corporate DNS name.</w:t>
-                      </w:r>
-                    </w:p>
-                  </w:tc>
-                </w:tr>
-                <w:tr>
-                  <w:tc>
-                    <w:tcPr>
-                      <w:tcW w:w="2699" w:type="dxa"/>
-                    </w:tcPr>
-                    <w:p>
-                      <w:pPr>
-                        <w:pStyle w:val="ListParagraph"/>
-                        <w:numPr>
-                          <w:ilvl w:val="0"/>
-                          <w:numId w:val="7"/>
-                        </w:numPr>
-                        <w:rPr>
-                          <w:sz w:val="24"/>
-                          <w:lang w:val="en-US"/>
-                        </w:rPr>
-                      </w:pPr>
-                      <w:r>
-                        <w:rPr>
-                          <w:rFonts w:ascii="Calibri" w:hAnsi="Calibri"/>
-                          <w:color w:val="1F3D7A"/>
-                          <w:sz w:val="16"/>
-                        </w:rPr>
-                        <w:t>STAGING environment provisioning</w:t>
-                      </w:r>
-                    </w:p>
-                  </w:tc>
-                  <w:tc>
-                    <w:tcPr>
-                      <w:tcW w:w="1165" w:type="dxa"/>
-                    </w:tcPr>
-                    <w:p>
-                      <w:pPr>
-                        <w:rPr>
-                          <w:color w:val="000000" w:themeColor="text1"/>
-                        </w:rPr>
-                      </w:pPr>
-                      <w:r>
-                        <w:rPr>
-                          <w:rFonts w:ascii="Calibri" w:hAnsi="Calibri"/>
-                          <w:color w:val="1F3D7A"/>
-                          <w:sz w:val="16"/>
-                        </w:rPr>
-                        <w:t>Target Nov 2026</w:t>
-                      </w:r>
-                    </w:p>
-                  </w:tc>
-                  <w:tc>
-                    <w:tcPr>
-                      <w:tcW w:w="2782" w:type="dxa"/>
-                    </w:tcPr>
-                    <w:p>
-                      <w:pPr>
-                        <w:rPr>
-                          <w:color w:val="000000" w:themeColor="text1"/>
-                        </w:rPr>
-                      </w:pPr>
-                      <w:r>
-                        <w:rPr>
-                          <w:rFonts w:ascii="Calibri" w:hAnsi="Calibri"/>
-                          <w:color w:val="1F3D7A"/>
-                          <w:sz w:val="16"/>
-                        </w:rPr>
-                        <w:t>Required for user acceptance testing with the Regional ISO.</w:t>
-                      </w:r>
-                    </w:p>
-                  </w:tc>
-                </w:tr>
-                <w:tr>
-                  <w:tc>
-                    <w:tcPr>
-                      <w:tcW w:w="2699" w:type="dxa"/>
-                    </w:tcPr>
-                    <w:p>
-                      <w:pPr>
-                        <w:rPr>
-                          <w:sz w:val="24"/>
-                          <w:lang w:val="en-US"/>
-                        </w:rPr>
-                      </w:pPr>
-                      <w:r>
-                        <w:rPr>
-                          <w:rFonts w:ascii="Calibri" w:hAnsi="Calibri"/>
-                          <w:color w:val="1F3D7A"/>
-                          <w:sz w:val="16"/>
-                        </w:rPr>
-                        <w:t>M6–M7  Policy, asset inventory, ISMS profile, risk and control registers</w:t>
-                      </w:r>
-                    </w:p>
-                  </w:tc>
-                  <w:tc>
-                    <w:tcPr>
-                      <w:tcW w:w="1165" w:type="dxa"/>
-                    </w:tcPr>
-                    <w:p>
-                      <w:pPr>
-                        <w:rPr>
-                          <w:color w:val="000000" w:themeColor="text1"/>
-                        </w:rPr>
-                      </w:pPr>
-                      <w:r>
-                        <w:rPr>
-                          <w:rFonts w:ascii="Calibri" w:hAnsi="Calibri"/>
-                          <w:color w:val="1F3D7A"/>
-                          <w:sz w:val="16"/>
-                        </w:rPr>
-                        <w:t>Nov 2026 – Jan 2027</w:t>
-                      </w:r>
-                    </w:p>
-                  </w:tc>
-                  <w:tc>
-                    <w:tcPr>
-                      <w:tcW w:w="2782" w:type="dxa"/>
-                    </w:tcPr>
-                    <w:p>
-                      <w:pPr>
-                        <w:rPr>
-                          <w:color w:val="000000" w:themeColor="text1"/>
-                        </w:rPr>
-                      </w:pPr>
-                      <w:r>
-                        <w:rPr>
-                          <w:rFonts w:ascii="Calibri" w:hAnsi="Calibri"/>
-                          <w:color w:val="1F3D7A"/>
-                          <w:sz w:val="16"/>
-                        </w:rPr>
-                        <w:t>UAT on staging.</w:t>
-                      </w:r>
-                    </w:p>
-                  </w:tc>
-                </w:tr>
-                <w:tr>
-                  <w:tc>
-                    <w:tcPr>
-                      <w:tcW w:w="2699" w:type="dxa"/>
-                    </w:tcPr>
-                    <w:p>
-                      <w:pPr>
-                        <w:pStyle w:val="ListParagraph"/>
-                        <w:numPr>
-                          <w:ilvl w:val="0"/>
-                          <w:numId w:val="7"/>
-                        </w:numPr>
-                        <w:rPr>
-                          <w:sz w:val="24"/>
-                          <w:lang w:val="en-US"/>
-                        </w:rPr>
-                      </w:pPr>
-                      <w:r>
-                        <w:rPr>
-                          <w:rFonts w:ascii="Calibri" w:hAnsi="Calibri"/>
-                          <w:color w:val="1F3D7A"/>
-                          <w:sz w:val="16"/>
-                        </w:rPr>
-                        <w:t>M8–M9  Roll-up dashboard (flagship), “Entity Zero” self-assessment</w:t>
-                      </w:r>
-                    </w:p>
-                  </w:tc>
-                  <w:tc>
-                    <w:tcPr>
-                      <w:tcW w:w="1165" w:type="dxa"/>
-                    </w:tcPr>
-                    <w:p>
-                      <w:pPr>
-                        <w:rPr>
-                          <w:color w:val="000000" w:themeColor="text1"/>
-                        </w:rPr>
-                      </w:pPr>
-                      <w:r>
-                        <w:rPr>
-                          <w:rFonts w:ascii="Calibri" w:hAnsi="Calibri"/>
-                          <w:color w:val="1F3D7A"/>
-                          <w:sz w:val="16"/>
-                        </w:rPr>
-                        <w:t>Jan – Feb 2027</w:t>
-                      </w:r>
-                    </w:p>
-                  </w:tc>
-                  <w:tc>
-                    <w:tcPr>
-                      <w:tcW w:w="2782" w:type="dxa"/>
-                    </w:tcPr>
-                    <w:p>
-                      <w:pPr>
-                        <w:rPr>
-                          <w:color w:val="000000" w:themeColor="text1"/>
-                        </w:rPr>
-                      </w:pPr>
-                      <w:r>
-                        <w:rPr>
-                          <w:color w:val="000000" w:themeColor="text1"/>
-                        </w:rPr>
-                        <w:t xml:space="preserve"> </w:t>
-                      </w:r>
-                      <w:r>
-                        <w:rPr>
-                          <w:rFonts w:ascii="Calibri" w:hAnsi="Calibri"/>
-                          <w:color w:val="1F3D7A"/>
-                          <w:sz w:val="16"/>
-                        </w:rPr>
-                        <w:t>PRODUCTION environment required for go-live, target Feb 2027.</w:t>
+                        <w:t>Azure OpenAI capacity (see the resource table) is needed for the ISMS AI agent domain. Exact phase to be confirmed.</w:t>
                       </w:r>
                     </w:p>
                   </w:tc>
@@ -2808,10 +2696,11 @@
             <w:r>
               <w:rPr>
                 <w:rFonts w:ascii="Calibri" w:hAnsi="Calibri"/>
+                <w:b w:val="0"/>
                 <w:color w:val="1F3D7A"/>
                 <w:sz w:val="18"/>
               </w:rPr>
-              <w:t>Dates after M0 are targets and will be re-confirmed once the environments exist. The PAR process itself (1–2 weeks) is on the critical path for the dev environment.</w:t>
+              <w:t>Phase 1 is the binding date. Phases 2–4 run on the same environments; apart from the Azure OpenAI capacity noted in the resource table, they add no further resource request.</w:t>
             </w:r>
           </w:p>
         </w:tc>
@@ -3308,26 +3197,22 @@
               </w:rPr>
             </w:pPr>
             <w:r>
-              <w:rPr>
-                <w:noProof/>
-              </w:rPr>
               <w:drawing>
-                <wp:inline distT="0" distB="0" distL="0" distR="0" wp14:anchorId="6FC6FCFB" wp14:editId="3FE41BC0">
-                  <wp:extent cx="5832000" cy="3186000"/>
-                  <wp:effectExtent l="0" t="0" r="0" b="0"/>
+                <wp:inline xmlns:a="http://schemas.openxmlformats.org/drawingml/2006/main" xmlns:pic="http://schemas.openxmlformats.org/drawingml/2006/picture">
+                  <wp:extent cx="5832000" cy="3267000"/>
                   <wp:docPr id="74" name="Picture 74"/>
                   <wp:cNvGraphicFramePr>
-                    <a:graphicFrameLocks xmlns:a="http://schemas.openxmlformats.org/drawingml/2006/main" noChangeAspect="1"/>
+                    <a:graphicFrameLocks noChangeAspect="1"/>
                   </wp:cNvGraphicFramePr>
-                  <a:graphic xmlns:a="http://schemas.openxmlformats.org/drawingml/2006/main">
+                  <a:graphic>
                     <a:graphicData uri="http://schemas.openxmlformats.org/drawingml/2006/picture">
-                      <pic:pic xmlns:pic="http://schemas.openxmlformats.org/drawingml/2006/picture">
+                      <pic:pic>
                         <pic:nvPicPr>
                           <pic:cNvPr id="0" name="architecture.png"/>
                           <pic:cNvPicPr/>
                         </pic:nvPicPr>
                         <pic:blipFill>
-                          <a:blip r:embed="rId18"/>
+                          <a:blip r:embed="rId23"/>
                           <a:stretch>
                             <a:fillRect/>
                           </a:stretch>
@@ -3335,11 +3220,9 @@
                         <pic:spPr>
                           <a:xfrm>
                             <a:off x="0" y="0"/>
-                            <a:ext cx="5832000" cy="3186000"/>
+                            <a:ext cx="5832000" cy="3267000"/>
                           </a:xfrm>
-                          <a:prstGeom prst="rect">
-                            <a:avLst/>
-                          </a:prstGeom>
+                          <a:prstGeom prst="rect"/>
                         </pic:spPr>
                       </pic:pic>
                     </a:graphicData>
@@ -4100,142 +3983,6 @@
                 </w:p>
               </w:tc>
             </w:tr>
-            <w:tr>
-              <w:trPr>
-                <w:trHeight w:val="161"/>
-              </w:trPr>
-              <w:tc>
-                <w:tcPr>
-                  <w:tcW w:w="1239" w:type="dxa"/>
-                </w:tcPr>
-                <w:p>
-                  <w:pPr>
-                    <w:rPr>
-                      <w:color w:val="0070C0"/>
-                    </w:rPr>
-                  </w:pPr>
-                </w:p>
-              </w:tc>
-              <w:tc>
-                <w:tcPr>
-                  <w:tcW w:w="710" w:type="dxa"/>
-                </w:tcPr>
-                <w:p>
-                  <w:pPr>
-                    <w:rPr>
-                      <w:color w:val="0070C0"/>
-                    </w:rPr>
-                  </w:pPr>
-                </w:p>
-              </w:tc>
-              <w:tc>
-                <w:tcPr>
-                  <w:tcW w:w="803" w:type="dxa"/>
-                </w:tcPr>
-                <w:p>
-                  <w:pPr>
-                    <w:rPr>
-                      <w:color w:val="0070C0"/>
-                    </w:rPr>
-                  </w:pPr>
-                </w:p>
-              </w:tc>
-              <w:tc>
-                <w:tcPr>
-                  <w:tcW w:w="1081" w:type="dxa"/>
-                </w:tcPr>
-                <w:p>
-                  <w:pPr>
-                    <w:rPr>
-                      <w:color w:val="0070C0"/>
-                    </w:rPr>
-                  </w:pPr>
-                </w:p>
-              </w:tc>
-              <w:tc>
-                <w:tcPr>
-                  <w:tcW w:w="1129" w:type="dxa"/>
-                </w:tcPr>
-                <w:p>
-                  <w:pPr>
-                    <w:rPr>
-                      <w:color w:val="0070C0"/>
-                    </w:rPr>
-                  </w:pPr>
-                </w:p>
-              </w:tc>
-              <w:tc>
-                <w:tcPr>
-                  <w:tcW w:w="2414" w:type="dxa"/>
-                </w:tcPr>
-                <w:p>
-                  <w:pPr>
-                    <w:rPr>
-                      <w:color w:val="0070C0"/>
-                    </w:rPr>
-                  </w:pPr>
-                </w:p>
-              </w:tc>
-              <w:tc>
-                <w:tcPr>
-                  <w:tcW w:w="1870" w:type="dxa"/>
-                </w:tcPr>
-                <w:p>
-                  <w:pPr>
-                    <w:rPr>
-                      <w:color w:val="0070C0"/>
-                    </w:rPr>
-                  </w:pPr>
-                </w:p>
-              </w:tc>
-            </w:tr>
-            <w:tr>
-              <w:trPr>
-                <w:trHeight w:val="161"/>
-              </w:trPr>
-              <w:tc>
-                <w:tcPr>
-                  <w:tcW w:w="1239" w:type="dxa"/>
-                </w:tcPr>
-                <w:p/>
-              </w:tc>
-              <w:tc>
-                <w:tcPr>
-                  <w:tcW w:w="710" w:type="dxa"/>
-                </w:tcPr>
-                <w:p/>
-              </w:tc>
-              <w:tc>
-                <w:tcPr>
-                  <w:tcW w:w="803" w:type="dxa"/>
-                </w:tcPr>
-                <w:p/>
-              </w:tc>
-              <w:tc>
-                <w:tcPr>
-                  <w:tcW w:w="1081" w:type="dxa"/>
-                </w:tcPr>
-                <w:p/>
-              </w:tc>
-              <w:tc>
-                <w:tcPr>
-                  <w:tcW w:w="1129" w:type="dxa"/>
-                </w:tcPr>
-                <w:p/>
-              </w:tc>
-              <w:tc>
-                <w:tcPr>
-                  <w:tcW w:w="2414" w:type="dxa"/>
-                </w:tcPr>
-                <w:p/>
-              </w:tc>
-              <w:tc>
-                <w:tcPr>
-                  <w:tcW w:w="1870" w:type="dxa"/>
-                </w:tcPr>
-                <w:p/>
-              </w:tc>
-            </w:tr>
           </w:tbl>
           <w:p>
             <w:pPr>
@@ -4464,6 +4211,29 @@
                 <w:sz w:val="18"/>
               </w:rPr>
               <w:t>SHARED across all three environments: 9. one Azure Container Registry, images distinguished by tag.</w:t>
+            </w:r>
+          </w:p>
+          <w:p>
+            <w:pPr>
+              <w:tabs>
+                <w:tab w:val="left" w:pos="3060"/>
+              </w:tabs>
+              <w:rPr>
+                <w:b w:val="0"/>
+                <w:bCs w:val="0"/>
+                <w:sz w:val="16"/>
+                <w:szCs w:val="16"/>
+                <w:lang w:val="en-US"/>
+              </w:rPr>
+            </w:pPr>
+            <w:r>
+              <w:rPr>
+                <w:rFonts w:ascii="Calibri" w:hAnsi="Calibri"/>
+                <w:b w:val="0"/>
+                <w:color w:val="1F3D7A"/>
+                <w:sz w:val="18"/>
+              </w:rPr>
+              <w:t>NOT requested, so they do not need sizing: AKS (Azure Container Apps is used instead) · Azure DevOps (source control and CI/CD run on the existing corporate GitHub organisation) · Event Grid (not used by this system).</w:t>
             </w:r>
           </w:p>
           <w:tbl>
@@ -4672,63 +4442,6 @@
                       <w:sz w:val="16"/>
                     </w:rPr>
                     <w:t>In the SEPARATE production subscription.</w:t>
-                  </w:r>
-                </w:p>
-              </w:tc>
-            </w:tr>
-            <w:tr>
-              <w:tc>
-                <w:tcPr>
-                  <w:tcW w:w="2762" w:type="dxa"/>
-                </w:tcPr>
-                <w:p>
-                  <w:r>
-                    <w:rPr>
-                      <w:rFonts w:hint="eastAsia"/>
-                    </w:rPr>
-                    <w:t>Event Grid</w:t>
-                  </w:r>
-                </w:p>
-              </w:tc>
-              <w:tc>
-                <w:tcPr>
-                  <w:tcW w:w="4590" w:type="dxa"/>
-                </w:tcPr>
-                <w:p>
-                  <w:pPr>
-                    <w:rPr>
-                      <w:rFonts w:eastAsia="DengXian"/>
-                      <w:lang w:eastAsia="zh-CN"/>
-                    </w:rPr>
-                  </w:pPr>
-                  <w:r>
-                    <w:rPr>
-                      <w:rFonts w:ascii="Calibri" w:hAnsi="Calibri"/>
-                      <w:color w:val="1F3D7A"/>
-                      <w:sz w:val="16"/>
-                    </w:rPr>
-                    <w:t>Not required</w:t>
-                  </w:r>
-                </w:p>
-              </w:tc>
-              <w:tc>
-                <w:tcPr>
-                  <w:tcW w:w="1890" w:type="dxa"/>
-                </w:tcPr>
-                <w:p>
-                  <w:pPr>
-                    <w:rPr>
-                      <w:sz w:val="18"/>
-                      <w:szCs w:val="18"/>
-                    </w:rPr>
-                  </w:pPr>
-                  <w:r>
-                    <w:rPr>
-                      <w:rFonts w:ascii="Calibri" w:hAnsi="Calibri"/>
-                      <w:color w:val="1F3D7A"/>
-                      <w:sz w:val="16"/>
-                    </w:rPr>
-                    <w:t>Not used by this system.</w:t>
                   </w:r>
                 </w:p>
               </w:tc>
@@ -4868,58 +4581,6 @@
               </w:tc>
             </w:tr>
             <w:tr>
-              <w:tc>
-                <w:tcPr>
-                  <w:tcW w:w="2762" w:type="dxa"/>
-                </w:tcPr>
-                <w:p>
-                  <w:pPr>
-                    <w:rPr>
-                      <w:color w:val="0070C0"/>
-                    </w:rPr>
-                  </w:pPr>
-                  <w:r>
-                    <w:t>AKS</w:t>
-                  </w:r>
-                </w:p>
-              </w:tc>
-              <w:tc>
-                <w:tcPr>
-                  <w:tcW w:w="4590" w:type="dxa"/>
-                </w:tcPr>
-                <w:p>
-                  <w:r>
-                    <w:rPr>
-                      <w:rFonts w:ascii="Calibri" w:hAnsi="Calibri"/>
-                      <w:color w:val="1F3D7A"/>
-                      <w:sz w:val="16"/>
-                    </w:rPr>
-                    <w:t>Not required</w:t>
-                  </w:r>
-                </w:p>
-              </w:tc>
-              <w:tc>
-                <w:tcPr>
-                  <w:tcW w:w="1890" w:type="dxa"/>
-                </w:tcPr>
-                <w:p>
-                  <w:pPr>
-                    <w:rPr>
-                      <w:color w:val="0070C0"/>
-                    </w:rPr>
-                  </w:pPr>
-                  <w:r>
-                    <w:rPr>
-                      <w:rFonts w:ascii="Calibri" w:hAnsi="Calibri"/>
-                      <w:color w:val="1F3D7A"/>
-                      <w:sz w:val="16"/>
-                    </w:rPr>
-                    <w:t>Container Apps is used instead. A Kubernetes cluster would be a second system to secure, patch and prove compliant for two HTTP services.</w:t>
-                  </w:r>
-                </w:p>
-              </w:tc>
-            </w:tr>
-            <w:tr>
               <w:trPr>
                 <w:trHeight w:val="161"/>
               </w:trPr>
@@ -4975,117 +4636,6 @@
                       <w:sz w:val="16"/>
                     </w:rPr>
                     <w:t>Standard SKU minimum; Premium only if a private endpoint is mandated. Images distinguished by tag. The only deliberately shared resource.</w:t>
-                  </w:r>
-                </w:p>
-              </w:tc>
-            </w:tr>
-            <w:tr>
-              <w:trPr>
-                <w:trHeight w:val="161"/>
-              </w:trPr>
-              <w:tc>
-                <w:tcPr>
-                  <w:tcW w:w="2762" w:type="dxa"/>
-                </w:tcPr>
-                <w:p>
-                  <w:r>
-                    <w:t xml:space="preserve">Azure DevOps </w:t>
-                  </w:r>
-                  <w:r>
-                    <w:br/>
-                  </w:r>
-                  <w:r>
-                    <w:rPr>
-                      <w:sz w:val="18"/>
-                      <w:szCs w:val="18"/>
-                    </w:rPr>
-                    <w:t>Pipelines, Boards, Repos, Artifacts. (Test features excluded)</w:t>
-                  </w:r>
-                </w:p>
-              </w:tc>
-              <w:tc>
-                <w:tcPr>
-                  <w:tcW w:w="4590" w:type="dxa"/>
-                </w:tcPr>
-                <w:p>
-                  <w:r>
-                    <w:rPr>
-                      <w:rFonts w:ascii="Calibri" w:hAnsi="Calibri"/>
-                      <w:color w:val="1F3D7A"/>
-                      <w:sz w:val="16"/>
-                    </w:rPr>
-                    <w:t>Not required</w:t>
-                  </w:r>
-                </w:p>
-              </w:tc>
-              <w:tc>
-                <w:tcPr>
-                  <w:tcW w:w="1890" w:type="dxa"/>
-                </w:tcPr>
-                <w:p>
-                  <w:pPr>
-                    <w:rPr>
-                      <w:color w:val="A6A6A6" w:themeColor="background1" w:themeShade="A6"/>
-                      <w:sz w:val="18"/>
-                      <w:szCs w:val="18"/>
-                    </w:rPr>
-                  </w:pPr>
-                  <w:r>
-                    <w:rPr>
-                      <w:color w:val="A6A6A6" w:themeColor="background1" w:themeShade="A6"/>
-                      <w:sz w:val="18"/>
-                      <w:szCs w:val="18"/>
-                    </w:rPr>
-                    <w:t>Basic Plan: US$6/user/mth</w:t>
-                  </w:r>
-                </w:p>
-                <w:p>
-                  <w:pPr>
-                    <w:rPr>
-                      <w:color w:val="A6A6A6" w:themeColor="background1" w:themeShade="A6"/>
-                      <w:sz w:val="18"/>
-                      <w:szCs w:val="18"/>
-                    </w:rPr>
-                  </w:pPr>
-                  <w:r>
-                    <w:rPr>
-                      <w:color w:val="A6A6A6" w:themeColor="background1" w:themeShade="A6"/>
-                      <w:sz w:val="18"/>
-                      <w:szCs w:val="18"/>
-                    </w:rPr>
-                    <w:t>Basic + Test Plan:</w:t>
-                  </w:r>
-                </w:p>
-                <w:p>
-                  <w:pPr>
-                    <w:rPr>
-                      <w:sz w:val="18"/>
-                      <w:szCs w:val="18"/>
-                    </w:rPr>
-                  </w:pPr>
-                  <w:r>
-                    <w:rPr>
-                      <w:color w:val="A6A6A6" w:themeColor="background1" w:themeShade="A6"/>
-                      <w:sz w:val="18"/>
-                      <w:szCs w:val="18"/>
-                    </w:rPr>
-                    <w:t>US$52/user/mth</w:t>
-                  </w:r>
-                </w:p>
-                <w:p>
-                  <w:pPr>
-                    <w:rPr>
-                      <w:sz w:val="18"/>
-                      <w:szCs w:val="18"/>
-                    </w:rPr>
-                  </w:pPr>
-                  <w:r>
-                    <w:rPr>
-                      <w:rFonts w:ascii="Calibri" w:hAnsi="Calibri"/>
-                      <w:color w:val="1F3D7A"/>
-                      <w:sz w:val="16"/>
-                    </w:rPr>
-                    <w:t>Source control and CI/CD run on the existing corporate GitHub organisation. No Azure DevOps licences are requested.</w:t>
                   </w:r>
                 </w:p>
               </w:tc>
@@ -5517,10 +5067,55 @@
                   <w:r>
                     <w:rPr>
                       <w:rFonts w:ascii="Calibri" w:hAnsi="Calibri"/>
+                      <w:b w:val="0"/>
                       <w:color w:val="1F3D7A"/>
                       <w:sz w:val="16"/>
                     </w:rPr>
-                    <w:t>Not required</w:t>
+                    <w:t>Model and Context: GPT-4o-class chat model, 128k context. Exact model to be agreed with RIT — the application calls it through a provider-neutral adapter, so the model is configuration, not architecture.</w:t>
+                  </w:r>
+                </w:p>
+                <w:p>
+                  <w:r>
+                    <w:rPr>
+                      <w:rFonts w:ascii="Calibri" w:hAnsi="Calibri"/>
+                      <w:b w:val="0"/>
+                      <w:color w:val="1F3D7A"/>
+                      <w:sz w:val="16"/>
+                    </w:rPr>
+                    <w:t>Region: Southeast Asia (Singapore), to match RCI3. If the required model is not offered there, please advise the nearest region.</w:t>
+                  </w:r>
+                </w:p>
+                <w:p>
+                  <w:r>
+                    <w:rPr>
+                      <w:rFonts w:ascii="Calibri" w:hAnsi="Calibri"/>
+                      <w:b w:val="0"/>
+                      <w:color w:val="1F3D7A"/>
+                      <w:sz w:val="16"/>
+                    </w:rPr>
+                    <w:t>Estimated Prompt tokens: ~500,000 per day</w:t>
+                  </w:r>
+                </w:p>
+                <w:p>
+                  <w:r>
+                    <w:rPr>
+                      <w:rFonts w:ascii="Calibri" w:hAnsi="Calibri"/>
+                      <w:b w:val="0"/>
+                      <w:color w:val="1F3D7A"/>
+                      <w:sz w:val="16"/>
+                    </w:rPr>
+                    <w:t>Estimated Completion tokens: ~150,000 per day</w:t>
+                  </w:r>
+                </w:p>
+                <w:p>
+                  <w:r>
+                    <w:rPr>
+                      <w:rFonts w:ascii="Calibri" w:hAnsi="Calibri"/>
+                      <w:b w:val="0"/>
+                      <w:color w:val="1F3D7A"/>
+                      <w:sz w:val="16"/>
+                    </w:rPr>
+                    <w:t>Basis of estimate: ~200 assistant queries per day, ~2,000 prompt + ~600 completion tokens each, retrieval-augmented over ISMS policy and control text. No production traffic exists yet — this is an estimate and will be re-confirmed before the AI agent phase.</w:t>
                   </w:r>
                 </w:p>
               </w:tc>
@@ -5538,44 +5133,15 @@
                   <w:r>
                     <w:rPr>
                       <w:rFonts w:ascii="Calibri" w:hAnsi="Calibri"/>
+                      <w:b w:val="0"/>
                       <w:color w:val="1F3D7A"/>
                       <w:sz w:val="16"/>
                     </w:rPr>
-                    <w:t>No Azure OpenAI or other LLM service is in scope for this phase.</w:t>
+                    <w:t>For the ISMS AI agent domain (one of the eight this platform covers). ⚠ Not needed at the Phase 1 launch — required from a later phase, timing to be confirmed. Two things worth knowing now: the agent’s retrieval must be entity-scoped server-side, so it can never surface one operating company’s records to another; and the agent architecture (self-built retrieval vs Copilot Studio) is not yet decided, so this is a request for capacity, not a commitment to a design.</w:t>
                   </w:r>
                 </w:p>
               </w:tc>
             </w:tr>
-            <w:tr>
-              <w:trPr>
-                <w:trHeight w:val="161"/>
-              </w:trPr>
-              <w:tc>
-                <w:tcPr>
-                  <w:tcW w:w="2762" w:type="dxa"/>
-                </w:tcPr>
-                <w:p/>
-              </w:tc>
-              <w:tc>
-                <w:tcPr>
-                  <w:tcW w:w="4590" w:type="dxa"/>
-                </w:tcPr>
-                <w:p/>
-              </w:tc>
-              <w:tc>
-                <w:tcPr>
-                  <w:tcW w:w="1890" w:type="dxa"/>
-                </w:tcPr>
-                <w:p>
-                  <w:pPr>
-                    <w:rPr>
-                      <w:sz w:val="18"/>
-                      <w:szCs w:val="18"/>
-                    </w:rPr>
-                  </w:pPr>
-                </w:p>
-              </w:tc>
-            </w:tr>
           </w:tbl>
           <w:p>
             <w:pPr>
@@ -5663,7 +5229,7 @@
                 <w:color w:val="1F3D7A"/>
                 <w:sz w:val="18"/>
               </w:rPr>
-              <w:t>• No other new SaaS or PaaS subscription is requested. No third-party AI or LLM service is in scope for this phase.</w:t>
+              <w:t>• Azure OpenAI Service — requested for the ISMS AI agent domain from a later phase; specification in the resource table above. No non-Azure AI or LLM service is in scope, and no other new SaaS or PaaS subscription is requested.</w:t>
             </w:r>
           </w:p>
           <w:sdt>

--- a/docs/06-reference/02-azure-resource-request-form/PAR-APAC-ISMS-Governance-Platform-2026-08-09.docx
+++ b/docs/06-reference/02-azure-resource-request-form/PAR-APAC-ISMS-Governance-Platform-2026-08-09.docx
@@ -1591,9 +1591,9 @@
               <w:rPr>
                 <w:rFonts w:ascii="Calibri" w:hAnsi="Calibri"/>
                 <w:b w:val="0"/>
-                <w:color w:val="B03010"/>
-              </w:rPr>
-              <w:t xml:space="preserve"> [TO BE COMPLETED BY REQUESTOR]</w:t>
+                <w:color w:val="1F3D7A"/>
+              </w:rPr>
+              <w:t xml:space="preserve"> RAPO IT</w:t>
             </w:r>
           </w:p>
         </w:tc>
@@ -1827,9 +1827,9 @@
               <w:rPr>
                 <w:rFonts w:ascii="Calibri" w:hAnsi="Calibri"/>
                 <w:b w:val="0"/>
-                <w:color w:val="B03010"/>
-              </w:rPr>
-              <w:t xml:space="preserve"> [TO BE COMPLETED BY REQUESTOR]</w:t>
+                <w:color w:val="1F3D7A"/>
+              </w:rPr>
+              <w:t xml:space="preserve"> Dewey Lou</w:t>
             </w:r>
           </w:p>
         </w:tc>
@@ -1894,9 +1894,9 @@
             <w:r>
               <w:rPr>
                 <w:rFonts w:ascii="Calibri" w:hAnsi="Calibri"/>
-                <w:color w:val="B03010"/>
-              </w:rPr>
-              <w:t xml:space="preserve"> [TO BE COMPLETED BY REQUESTOR]</w:t>
+                <w:color w:val="1F3D7A"/>
+              </w:rPr>
+              <w:t xml:space="preserve"> Chris Lai</w:t>
             </w:r>
           </w:p>
         </w:tc>
@@ -7586,8 +7586,9 @@
                       <w:rPr>
                         <w:rStyle w:val="PlaceholderText"/>
                         <w:szCs w:val="21"/>
+                        <w:color w:val="1F3D7A"/>
                       </w:rPr>
-                      <w:t>[TO BE COMPLETED BY REQUESTOR]</w:t>
+                      <w:t xml:space="preserve">3–5  (Platform Admin + Regional ISO — the administrator subset of the users below)</w:t>
                     </w:r>
                   </w:sdtContent>
                 </w:sdt>

--- a/docs/06-reference/02-azure-resource-request-form/PAR-APAC-ISMS-Governance-Platform-2026-08-09.docx
+++ b/docs/06-reference/02-azure-resource-request-form/PAR-APAC-ISMS-Governance-Platform-2026-08-09.docx
@@ -544,6 +544,7 @@
           </mc:Fallback>
         </mc:AlternateContent>
       </w:r>
+      <w:proofErr w:type="spellStart"/>
       <w:r>
         <w:rPr>
           <w:rFonts w:cstheme="minorHAnsi"/>
@@ -572,6 +573,7 @@
         </w:rPr>
         <w:t>k</w:t>
       </w:r>
+      <w:proofErr w:type="spellEnd"/>
     </w:p>
     <w:p>
       <w:pPr>
@@ -673,11 +675,19 @@
         </w:rPr>
         <w:t xml:space="preserve">. </w:t>
       </w:r>
+      <w:proofErr w:type="gramStart"/>
       <w:r>
         <w:rPr>
           <w:lang w:val="en-US"/>
         </w:rPr>
-        <w:t xml:space="preserve">Industrial best practices from ITIL, ISMS and Azure </w:t>
+        <w:t>Industrial best</w:t>
+      </w:r>
+      <w:proofErr w:type="gramEnd"/>
+      <w:r>
+        <w:rPr>
+          <w:lang w:val="en-US"/>
+        </w:rPr>
+        <w:t xml:space="preserve"> practices from ITIL, ISMS and Azure </w:t>
       </w:r>
       <w:r>
         <w:rPr>
@@ -859,7 +869,35 @@
         <w:rPr>
           <w:lang w:val="en-US"/>
         </w:rPr>
-        <w:t xml:space="preserve">Please read following instructions before filling the PAR form. Should you have any question, please contact </w:t>
+        <w:t xml:space="preserve">Please read following instructions before </w:t>
+      </w:r>
+      <w:proofErr w:type="gramStart"/>
+      <w:r>
+        <w:rPr>
+          <w:lang w:val="en-US"/>
+        </w:rPr>
+        <w:t>filling</w:t>
+      </w:r>
+      <w:proofErr w:type="gramEnd"/>
+      <w:r>
+        <w:rPr>
+          <w:lang w:val="en-US"/>
+        </w:rPr>
+        <w:t xml:space="preserve"> the PAR form. Should you have any </w:t>
+      </w:r>
+      <w:proofErr w:type="gramStart"/>
+      <w:r>
+        <w:rPr>
+          <w:lang w:val="en-US"/>
+        </w:rPr>
+        <w:t>question</w:t>
+      </w:r>
+      <w:proofErr w:type="gramEnd"/>
+      <w:r>
+        <w:rPr>
+          <w:lang w:val="en-US"/>
+        </w:rPr>
+        <w:t xml:space="preserve">, please contact </w:t>
       </w:r>
       <w:r>
         <w:rPr>
@@ -919,11 +957,19 @@
           <w:lang w:val="en-US"/>
         </w:rPr>
       </w:pPr>
+      <w:proofErr w:type="gramStart"/>
       <w:r>
         <w:rPr>
           <w:lang w:val="en-US"/>
         </w:rPr>
-        <w:t xml:space="preserve">Requestor should complete </w:t>
+        <w:t>Requestor</w:t>
+      </w:r>
+      <w:proofErr w:type="gramEnd"/>
+      <w:r>
+        <w:rPr>
+          <w:lang w:val="en-US"/>
+        </w:rPr>
+        <w:t xml:space="preserve"> should complete </w:t>
       </w:r>
       <w:r>
         <w:rPr>
@@ -1593,7 +1639,16 @@
                 <w:b w:val="0"/>
                 <w:color w:val="1F3D7A"/>
               </w:rPr>
-              <w:t xml:space="preserve"> RAPO IT</w:t>
+              <w:t xml:space="preserve"> </w:t>
+            </w:r>
+            <w:r>
+              <w:rPr>
+                <w:rFonts w:ascii="Calibri" w:hAnsi="Calibri"/>
+                <w:b w:val="0"/>
+                <w:color w:val="1F3D7A"/>
+                <w:sz w:val="22"/>
+              </w:rPr>
+              <w:t>RAPO IT</w:t>
             </w:r>
           </w:p>
         </w:tc>
@@ -1655,7 +1710,16 @@
                 <w:rFonts w:ascii="Calibri" w:hAnsi="Calibri"/>
                 <w:color w:val="1F3D7A"/>
               </w:rPr>
-              <w:t xml:space="preserve"> 9 August 2026</w:t>
+              <w:t xml:space="preserve"> </w:t>
+            </w:r>
+            <w:r>
+              <w:rPr>
+                <w:rFonts w:ascii="Calibri" w:hAnsi="Calibri"/>
+                <w:b w:val="0"/>
+                <w:color w:val="1F3D7A"/>
+                <w:sz w:val="22"/>
+              </w:rPr>
+              <w:t>9 August 2026</w:t>
             </w:r>
           </w:p>
         </w:tc>
@@ -1777,9 +1841,6 @@
           <w:p>
             <w:pPr>
               <w:cnfStyle w:val="000000000000" w:firstRow="0" w:lastRow="0" w:firstColumn="0" w:lastColumn="0" w:oddVBand="0" w:evenVBand="0" w:oddHBand="0" w:evenHBand="0" w:firstRowFirstColumn="0" w:firstRowLastColumn="0" w:lastRowFirstColumn="0" w:lastRowLastColumn="0"/>
-              <w:rPr>
-                <w:rFonts w:hint="eastAsia"/>
-              </w:rPr>
             </w:pPr>
             <w:r>
               <w:rPr>
@@ -1829,7 +1890,16 @@
                 <w:b w:val="0"/>
                 <w:color w:val="1F3D7A"/>
               </w:rPr>
-              <w:t xml:space="preserve"> Dewey Lou</w:t>
+              <w:t xml:space="preserve"> </w:t>
+            </w:r>
+            <w:r>
+              <w:rPr>
+                <w:rFonts w:ascii="Calibri" w:hAnsi="Calibri"/>
+                <w:b w:val="0"/>
+                <w:color w:val="1F3D7A"/>
+                <w:sz w:val="22"/>
+              </w:rPr>
+              <w:t xml:space="preserve">Dewey Lou</w:t>
             </w:r>
           </w:p>
         </w:tc>
@@ -1896,7 +1966,16 @@
                 <w:rFonts w:ascii="Calibri" w:hAnsi="Calibri"/>
                 <w:color w:val="1F3D7A"/>
               </w:rPr>
-              <w:t xml:space="preserve"> Chris Lai</w:t>
+              <w:t xml:space="preserve"> </w:t>
+            </w:r>
+            <w:r>
+              <w:rPr>
+                <w:rFonts w:ascii="Calibri" w:hAnsi="Calibri"/>
+                <w:b w:val="0"/>
+                <w:color w:val="1F3D7A"/>
+                <w:sz w:val="22"/>
+              </w:rPr>
+              <w:t xml:space="preserve">Chris Lai</w:t>
             </w:r>
           </w:p>
         </w:tc>
@@ -1986,7 +2065,6 @@
             <w:r>
               <w:rPr>
                 <w:rFonts w:ascii="Calibri" w:hAnsi="Calibri"/>
-                <w:b w:val="0"/>
                 <w:color w:val="1F3D7A"/>
                 <w:sz w:val="20"/>
               </w:rPr>
@@ -2005,7 +2083,6 @@
             <w:r>
               <w:rPr>
                 <w:rFonts w:ascii="Calibri" w:hAnsi="Calibri"/>
-                <w:b w:val="0"/>
                 <w:color w:val="1F3D7A"/>
                 <w:sz w:val="20"/>
               </w:rPr>
@@ -2019,43 +2096,61 @@
             <w:r>
               <w:rPr>
                 <w:rFonts w:ascii="Calibri" w:hAnsi="Calibri"/>
-                <w:b w:val="0"/>
                 <w:color w:val="1F3D7A"/>
                 <w:sz w:val="20"/>
               </w:rPr>
-              <w:t xml:space="preserve">     i) ISMS profile   ·   ii) ISMS AI agent   ·   iii) ISMS policy and standards   ·   iv) Incident reporting</w:t>
-            </w:r>
-          </w:p>
-          <w:p>
-            <w:pPr>
-              <w:cnfStyle w:val="000000000000" w:firstRow="0" w:lastRow="0" w:firstColumn="0" w:lastColumn="0" w:oddVBand="0" w:evenVBand="0" w:oddHBand="0" w:evenHBand="0" w:firstRowFirstColumn="0" w:firstRowLastColumn="0" w:lastRowFirstColumn="0" w:lastRowLastColumn="0"/>
-            </w:pPr>
+              <w:t xml:space="preserve">     </w:t>
+            </w:r>
+            <w:proofErr w:type="spellStart"/>
             <w:r>
               <w:rPr>
                 <w:rFonts w:ascii="Calibri" w:hAnsi="Calibri"/>
-                <w:b w:val="0"/>
                 <w:color w:val="1F3D7A"/>
                 <w:sz w:val="20"/>
               </w:rPr>
-              <w:t xml:space="preserve">     v) OS portfolio   ·   vi) Supplier management   ·   vii) Risk management   ·   viii) Audit issues</w:t>
-            </w:r>
-          </w:p>
-          <w:p>
-            <w:pPr>
-              <w:cnfStyle w:val="000000000000" w:firstRow="0" w:lastRow="0" w:firstColumn="0" w:lastColumn="0" w:oddVBand="0" w:evenVBand="0" w:oddHBand="0" w:evenHBand="0" w:firstRowFirstColumn="0" w:firstRowLastColumn="0" w:lastRowFirstColumn="0" w:lastRowLastColumn="0"/>
-            </w:pPr>
-          </w:p>
-          <w:p>
-            <w:pPr>
-              <w:cnfStyle w:val="000000000000" w:firstRow="0" w:lastRow="0" w:firstColumn="0" w:lastColumn="0" w:oddVBand="0" w:evenVBand="0" w:oddHBand="0" w:evenHBand="0" w:firstRowFirstColumn="0" w:firstRowLastColumn="0" w:lastRowFirstColumn="0" w:lastRowLastColumn="0"/>
-            </w:pPr>
+              <w:t>i</w:t>
+            </w:r>
+            <w:proofErr w:type="spellEnd"/>
             <w:r>
               <w:rPr>
                 <w:rFonts w:ascii="Calibri" w:hAnsi="Calibri"/>
-                <w:b w:val="0"/>
                 <w:color w:val="1F3D7A"/>
                 <w:sz w:val="20"/>
               </w:rPr>
+              <w:t>) ISMS profile   ·   ii) ISMS AI agent   ·   iii) ISMS policy and standards   ·   iv) Incident reporting</w:t>
+            </w:r>
+            <w:r>
+              <w:rPr>
+                <w:rFonts w:ascii="Calibri" w:hAnsi="Calibri" w:hint="eastAsia"/>
+                <w:color w:val="1F3D7A"/>
+                <w:sz w:val="20"/>
+              </w:rPr>
+              <w:t xml:space="preserve">  </w:t>
+            </w:r>
+            <w:r>
+              <w:rPr>
+                <w:rFonts w:ascii="Calibri" w:hAnsi="Calibri"/>
+                <w:color w:val="1F3D7A"/>
+                <w:sz w:val="20"/>
+              </w:rPr>
+              <w:t xml:space="preserve"> v) OS portfolio   ·   vi) Supplier management   ·   vii) Risk management   ·   viii) Audit issues</w:t>
+            </w:r>
+          </w:p>
+          <w:p>
+            <w:pPr>
+              <w:cnfStyle w:val="000000000000" w:firstRow="0" w:lastRow="0" w:firstColumn="0" w:lastColumn="0" w:oddVBand="0" w:evenVBand="0" w:oddHBand="0" w:evenHBand="0" w:firstRowFirstColumn="0" w:firstRowLastColumn="0" w:lastRowFirstColumn="0" w:lastRowLastColumn="0"/>
+            </w:pPr>
+          </w:p>
+          <w:p>
+            <w:pPr>
+              <w:cnfStyle w:val="000000000000" w:firstRow="0" w:lastRow="0" w:firstColumn="0" w:lastColumn="0" w:oddVBand="0" w:evenVBand="0" w:oddHBand="0" w:evenHBand="0" w:firstRowFirstColumn="0" w:firstRowLastColumn="0" w:lastRowFirstColumn="0" w:lastRowLastColumn="0"/>
+            </w:pPr>
+            <w:r>
+              <w:rPr>
+                <w:rFonts w:ascii="Calibri" w:hAnsi="Calibri"/>
+                <w:color w:val="1F3D7A"/>
+                <w:sz w:val="20"/>
+              </w:rPr>
               <w:t>Every record is scoped to the operating company that owns it; the regional office sees a roll-up across all of them, with drill-down. The platform digitises the group’s existing ISO/IEC 27001 and 27017 forms and procedures rather than imposing a generic GRC model.</w:t>
             </w:r>
           </w:p>
@@ -2071,7 +2166,6 @@
             <w:r>
               <w:rPr>
                 <w:rFonts w:ascii="Calibri" w:hAnsi="Calibri"/>
-                <w:b w:val="0"/>
                 <w:color w:val="1F3D7A"/>
                 <w:sz w:val="20"/>
               </w:rPr>
@@ -2202,6 +2296,16 @@
               </w:rPr>
               <w:t>⚠ Schedule risk, raised here rather than discovered later. This form’s own introduction allows 1–2 weeks for the PAR process, ending at GM approval, and today is 10 August 2026. End of August is achievable only if approval and provisioning run without a gap. We therefore request that the DEV environment be prioritised, so build and testing can continue while the remaining environments follow.</w:t>
             </w:r>
+          </w:p>
+          <w:p>
+            <w:pPr>
+              <w:rPr>
+                <w:b w:val="0"/>
+                <w:bCs w:val="0"/>
+                <w:sz w:val="24"/>
+                <w:lang w:val="en-US"/>
+              </w:rPr>
+            </w:pPr>
           </w:p>
         </w:tc>
         <w:sdt>
@@ -2276,7 +2380,6 @@
                 <w:sz w:val="24"/>
                 <w:lang w:val="en-US"/>
               </w:rPr>
-              <w:lastRenderedPageBreak/>
               <w:t xml:space="preserve">High-level Project Timeline:  </w:t>
             </w:r>
           </w:p>
@@ -2407,11 +2510,6 @@
                     </w:tcPr>
                     <w:p>
                       <w:pPr>
-                        <w:pStyle w:val="ListParagraph"/>
-                        <w:numPr>
-                          <w:ilvl w:val="0"/>
-                          <w:numId w:val="7"/>
-                        </w:numPr>
                         <w:rPr>
                           <w:sz w:val="24"/>
                           <w:lang w:val="en-US"/>
@@ -2420,7 +2518,6 @@
                       <w:r>
                         <w:rPr>
                           <w:rFonts w:ascii="Calibri" w:hAnsi="Calibri"/>
-                          <w:b w:val="0"/>
                           <w:color w:val="1F3D7A"/>
                           <w:sz w:val="16"/>
                         </w:rPr>
@@ -2442,7 +2539,6 @@
                       <w:r>
                         <w:rPr>
                           <w:rFonts w:ascii="Calibri" w:hAnsi="Calibri"/>
-                          <w:b w:val="0"/>
                           <w:color w:val="1F3D7A"/>
                           <w:sz w:val="16"/>
                         </w:rPr>
@@ -2464,7 +2560,6 @@
                       <w:r>
                         <w:rPr>
                           <w:rFonts w:ascii="Calibri" w:hAnsi="Calibri"/>
-                          <w:b w:val="0"/>
                           <w:color w:val="1F3D7A"/>
                           <w:sz w:val="16"/>
                         </w:rPr>
@@ -2488,7 +2583,6 @@
                       <w:r>
                         <w:rPr>
                           <w:rFonts w:ascii="Calibri" w:hAnsi="Calibri"/>
-                          <w:b w:val="0"/>
                           <w:color w:val="1F3D7A"/>
                           <w:sz w:val="16"/>
                         </w:rPr>
@@ -2510,7 +2604,6 @@
                       <w:r>
                         <w:rPr>
                           <w:rFonts w:ascii="Calibri" w:hAnsi="Calibri"/>
-                          <w:b w:val="0"/>
                           <w:color w:val="1F3D7A"/>
                           <w:sz w:val="16"/>
                         </w:rPr>
@@ -2532,80 +2625,6 @@
                       <w:r>
                         <w:rPr>
                           <w:rFonts w:ascii="Calibri" w:hAnsi="Calibri"/>
-                          <w:b w:val="0"/>
-                          <w:color w:val="1F3D7A"/>
-                          <w:sz w:val="16"/>
-                        </w:rPr>
-                        <w:t>Delivered on the environments requested here; no additional Azure resource anticipated.</w:t>
-                      </w:r>
-                    </w:p>
-                  </w:tc>
-                </w:tr>
-                <w:tr>
-                  <w:tc>
-                    <w:tcPr>
-                      <w:tcW w:w="2699" w:type="dxa"/>
-                    </w:tcPr>
-                    <w:p>
-                      <w:pPr>
-                        <w:pStyle w:val="ListParagraph"/>
-                        <w:numPr>
-                          <w:ilvl w:val="0"/>
-                          <w:numId w:val="7"/>
-                        </w:numPr>
-                        <w:rPr>
-                          <w:sz w:val="24"/>
-                          <w:lang w:val="en-US"/>
-                        </w:rPr>
-                      </w:pPr>
-                      <w:r>
-                        <w:rPr>
-                          <w:rFonts w:ascii="Calibri" w:hAnsi="Calibri"/>
-                          <w:b w:val="0"/>
-                          <w:color w:val="1F3D7A"/>
-                          <w:sz w:val="16"/>
-                        </w:rPr>
-                        <w:t>Task 3 — Phase 3</w:t>
-                      </w:r>
-                    </w:p>
-                  </w:tc>
-                  <w:tc>
-                    <w:tcPr>
-                      <w:tcW w:w="1165" w:type="dxa"/>
-                    </w:tcPr>
-                    <w:p>
-                      <w:pPr>
-                        <w:rPr>
-                          <w:sz w:val="24"/>
-                          <w:lang w:val="en-US"/>
-                        </w:rPr>
-                      </w:pPr>
-                      <w:r>
-                        <w:rPr>
-                          <w:rFonts w:ascii="Calibri" w:hAnsi="Calibri"/>
-                          <w:b w:val="0"/>
-                          <w:color w:val="1F3D7A"/>
-                          <w:sz w:val="16"/>
-                        </w:rPr>
-                        <w:t>October 2026</w:t>
-                      </w:r>
-                    </w:p>
-                  </w:tc>
-                  <w:tc>
-                    <w:tcPr>
-                      <w:tcW w:w="2782" w:type="dxa"/>
-                    </w:tcPr>
-                    <w:p>
-                      <w:pPr>
-                        <w:rPr>
-                          <w:sz w:val="24"/>
-                          <w:lang w:val="en-US"/>
-                        </w:rPr>
-                      </w:pPr>
-                      <w:r>
-                        <w:rPr>
-                          <w:rFonts w:ascii="Calibri" w:hAnsi="Calibri"/>
-                          <w:b w:val="0"/>
                           <w:color w:val="1F3D7A"/>
                           <w:sz w:val="16"/>
                         </w:rPr>
@@ -2629,7 +2648,71 @@
                       <w:r>
                         <w:rPr>
                           <w:rFonts w:ascii="Calibri" w:hAnsi="Calibri"/>
-                          <w:b w:val="0"/>
+                          <w:color w:val="1F3D7A"/>
+                          <w:sz w:val="16"/>
+                        </w:rPr>
+                        <w:t>Task 3 — Phase 3</w:t>
+                      </w:r>
+                    </w:p>
+                  </w:tc>
+                  <w:tc>
+                    <w:tcPr>
+                      <w:tcW w:w="1165" w:type="dxa"/>
+                    </w:tcPr>
+                    <w:p>
+                      <w:pPr>
+                        <w:rPr>
+                          <w:sz w:val="24"/>
+                          <w:lang w:val="en-US"/>
+                        </w:rPr>
+                      </w:pPr>
+                      <w:r>
+                        <w:rPr>
+                          <w:rFonts w:ascii="Calibri" w:hAnsi="Calibri"/>
+                          <w:color w:val="1F3D7A"/>
+                          <w:sz w:val="16"/>
+                        </w:rPr>
+                        <w:t>October 2026</w:t>
+                      </w:r>
+                    </w:p>
+                  </w:tc>
+                  <w:tc>
+                    <w:tcPr>
+                      <w:tcW w:w="2782" w:type="dxa"/>
+                    </w:tcPr>
+                    <w:p>
+                      <w:pPr>
+                        <w:rPr>
+                          <w:sz w:val="24"/>
+                          <w:lang w:val="en-US"/>
+                        </w:rPr>
+                      </w:pPr>
+                      <w:r>
+                        <w:rPr>
+                          <w:rFonts w:ascii="Calibri" w:hAnsi="Calibri"/>
+                          <w:color w:val="1F3D7A"/>
+                          <w:sz w:val="16"/>
+                        </w:rPr>
+                        <w:t>Delivered on the environments requested here; no additional Azure resource anticipated.</w:t>
+                      </w:r>
+                    </w:p>
+                  </w:tc>
+                </w:tr>
+                <w:tr>
+                  <w:tc>
+                    <w:tcPr>
+                      <w:tcW w:w="2699" w:type="dxa"/>
+                    </w:tcPr>
+                    <w:p>
+                      <w:pPr>
+                        <w:rPr>
+                          <w:sz w:val="24"/>
+                          <w:lang w:val="en-US"/>
+                        </w:rPr>
+                      </w:pPr>
+                      <w:r>
+                        <w:rPr>
+                          <w:rFonts w:ascii="Calibri" w:hAnsi="Calibri"/>
                           <w:color w:val="1F3D7A"/>
                           <w:sz w:val="16"/>
                         </w:rPr>
@@ -2651,7 +2734,6 @@
                       <w:r>
                         <w:rPr>
                           <w:rFonts w:ascii="Calibri" w:hAnsi="Calibri"/>
-                          <w:b w:val="0"/>
                           <w:color w:val="1F3D7A"/>
                           <w:sz w:val="16"/>
                         </w:rPr>
@@ -2673,7 +2755,6 @@
                       <w:r>
                         <w:rPr>
                           <w:rFonts w:ascii="Calibri" w:hAnsi="Calibri"/>
-                          <w:b w:val="0"/>
                           <w:color w:val="1F3D7A"/>
                           <w:sz w:val="16"/>
                         </w:rPr>
@@ -2696,7 +2777,6 @@
             <w:r>
               <w:rPr>
                 <w:rFonts w:ascii="Calibri" w:hAnsi="Calibri"/>
-                <w:b w:val="0"/>
                 <w:color w:val="1F3D7A"/>
                 <w:sz w:val="18"/>
               </w:rPr>
@@ -2758,6 +2838,7 @@
                 <w:sz w:val="24"/>
                 <w:lang w:val="en-US"/>
               </w:rPr>
+              <w:lastRenderedPageBreak/>
               <w:t>Company Name</w:t>
             </w:r>
             <w:r>
@@ -2775,7 +2856,16 @@
                 <w:color w:val="1F3D7A"/>
                 <w:sz w:val="20"/>
               </w:rPr>
-              <w:t xml:space="preserve"> N/A — no third-party vendor. Built and operated internally by Regional IT.</w:t>
+              <w:t xml:space="preserve"> </w:t>
+            </w:r>
+            <w:r>
+              <w:rPr>
+                <w:rFonts w:ascii="Calibri" w:hAnsi="Calibri"/>
+                <w:b w:val="0"/>
+                <w:color w:val="1F3D7A"/>
+                <w:sz w:val="20"/>
+              </w:rPr>
+              <w:t>N/A — no third-party vendor. Built and operated internally by Regional IT.</w:t>
             </w:r>
           </w:p>
         </w:tc>
@@ -2785,7 +2875,6 @@
             <w:placeholder>
               <w:docPart w:val="82AB051055574D0A836FBDC9749B8336"/>
             </w:placeholder>
-            <w:showingPlcHdr/>
           </w:sdtPr>
           <w:sdtContent>
             <w:tc>
@@ -2800,9 +2889,11 @@
                 </w:pPr>
                 <w:r>
                   <w:rPr>
-                    <w:rStyle w:val="PlaceholderText"/>
+                    <w:rFonts w:ascii="Calibri" w:hAnsi="Calibri"/>
+                    <w:color w:val="1F3D7A"/>
+                    <w:sz w:val="20"/>
                   </w:rPr>
-                  <w:t>Company Name</w:t>
+                  <w:t>N/A — no third-party vendor. Built and operated internally by Regional IT.</w:t>
                 </w:r>
               </w:p>
             </w:tc>
@@ -3197,22 +3288,26 @@
               </w:rPr>
             </w:pPr>
             <w:r>
+              <w:rPr>
+                <w:noProof/>
+              </w:rPr>
               <w:drawing>
-                <wp:inline xmlns:a="http://schemas.openxmlformats.org/drawingml/2006/main" xmlns:pic="http://schemas.openxmlformats.org/drawingml/2006/picture">
+                <wp:inline distT="0" distB="0" distL="0" distR="0" wp14:anchorId="32525FC3" wp14:editId="1D3094A2">
                   <wp:extent cx="5832000" cy="3267000"/>
+                  <wp:effectExtent l="0" t="0" r="0" b="0"/>
                   <wp:docPr id="74" name="Picture 74"/>
                   <wp:cNvGraphicFramePr>
-                    <a:graphicFrameLocks noChangeAspect="1"/>
+                    <a:graphicFrameLocks xmlns:a="http://schemas.openxmlformats.org/drawingml/2006/main" noChangeAspect="1"/>
                   </wp:cNvGraphicFramePr>
-                  <a:graphic>
+                  <a:graphic xmlns:a="http://schemas.openxmlformats.org/drawingml/2006/main">
                     <a:graphicData uri="http://schemas.openxmlformats.org/drawingml/2006/picture">
-                      <pic:pic>
+                      <pic:pic xmlns:pic="http://schemas.openxmlformats.org/drawingml/2006/picture">
                         <pic:nvPicPr>
                           <pic:cNvPr id="0" name="architecture.png"/>
                           <pic:cNvPicPr/>
                         </pic:nvPicPr>
                         <pic:blipFill>
-                          <a:blip r:embed="rId23"/>
+                          <a:blip r:embed="rId18"/>
                           <a:stretch>
                             <a:fillRect/>
                           </a:stretch>
@@ -3222,7 +3317,9 @@
                             <a:off x="0" y="0"/>
                             <a:ext cx="5832000" cy="3267000"/>
                           </a:xfrm>
-                          <a:prstGeom prst="rect"/>
+                          <a:prstGeom prst="rect">
+                            <a:avLst/>
+                          </a:prstGeom>
                         </pic:spPr>
                       </pic:pic>
                     </a:graphicData>
@@ -3958,7 +4055,25 @@
                       <w:color w:val="1F3D7A"/>
                       <w:sz w:val="16"/>
                     </w:rPr>
-                    <w:t>Containerised Node.js 22: NestJS API + Next.js web, on Azure Container Apps</w:t>
+                    <w:t xml:space="preserve">Containerised Node.js 22: </w:t>
+                  </w:r>
+                  <w:proofErr w:type="spellStart"/>
+                  <w:r>
+                    <w:rPr>
+                      <w:rFonts w:ascii="Calibri" w:hAnsi="Calibri"/>
+                      <w:color w:val="1F3D7A"/>
+                      <w:sz w:val="16"/>
+                    </w:rPr>
+                    <w:t>NestJS</w:t>
+                  </w:r>
+                  <w:proofErr w:type="spellEnd"/>
+                  <w:r>
+                    <w:rPr>
+                      <w:rFonts w:ascii="Calibri" w:hAnsi="Calibri"/>
+                      <w:color w:val="1F3D7A"/>
+                      <w:sz w:val="16"/>
+                    </w:rPr>
+                    <w:t xml:space="preserve"> API + Next.js web, on Azure Container Apps</w:t>
                   </w:r>
                 </w:p>
               </w:tc>
@@ -4025,7 +4140,29 @@
                 <w:szCs w:val="16"/>
                 <w:lang w:val="en-US"/>
               </w:rPr>
-              <w:t>(i.e. AKS, Azure App Services…etc)</w:t>
+              <w:t>(i.e. AKS, Azure App Services…</w:t>
+            </w:r>
+            <w:proofErr w:type="spellStart"/>
+            <w:r>
+              <w:rPr>
+                <w:b w:val="0"/>
+                <w:bCs w:val="0"/>
+                <w:sz w:val="16"/>
+                <w:szCs w:val="16"/>
+                <w:lang w:val="en-US"/>
+              </w:rPr>
+              <w:t>etc</w:t>
+            </w:r>
+            <w:proofErr w:type="spellEnd"/>
+            <w:r>
+              <w:rPr>
+                <w:b w:val="0"/>
+                <w:bCs w:val="0"/>
+                <w:sz w:val="16"/>
+                <w:szCs w:val="16"/>
+                <w:lang w:val="en-US"/>
+              </w:rPr>
+              <w:t>)</w:t>
             </w:r>
           </w:p>
           <w:p>
@@ -4094,7 +4231,47 @@
                 <w:color w:val="1F3D7A"/>
                 <w:sz w:val="18"/>
               </w:rPr>
-              <w:t xml:space="preserve">   1. Azure Container Apps environment (VNet-integrated) running isms-api (INTERNAL ingress only, port 3210) and isms-web (published through the WAF, port 3200).</w:t>
+              <w:t xml:space="preserve">   1. Azure Container Apps environment (</w:t>
+            </w:r>
+            <w:proofErr w:type="spellStart"/>
+            <w:r>
+              <w:rPr>
+                <w:rFonts w:ascii="Calibri" w:hAnsi="Calibri"/>
+                <w:b w:val="0"/>
+                <w:color w:val="1F3D7A"/>
+                <w:sz w:val="18"/>
+              </w:rPr>
+              <w:t>VNet</w:t>
+            </w:r>
+            <w:proofErr w:type="spellEnd"/>
+            <w:r>
+              <w:rPr>
+                <w:rFonts w:ascii="Calibri" w:hAnsi="Calibri"/>
+                <w:b w:val="0"/>
+                <w:color w:val="1F3D7A"/>
+                <w:sz w:val="18"/>
+              </w:rPr>
+              <w:t>-integrated) running isms-</w:t>
+            </w:r>
+            <w:proofErr w:type="spellStart"/>
+            <w:r>
+              <w:rPr>
+                <w:rFonts w:ascii="Calibri" w:hAnsi="Calibri"/>
+                <w:b w:val="0"/>
+                <w:color w:val="1F3D7A"/>
+                <w:sz w:val="18"/>
+              </w:rPr>
+              <w:t>api</w:t>
+            </w:r>
+            <w:proofErr w:type="spellEnd"/>
+            <w:r>
+              <w:rPr>
+                <w:rFonts w:ascii="Calibri" w:hAnsi="Calibri"/>
+                <w:b w:val="0"/>
+                <w:color w:val="1F3D7A"/>
+                <w:sz w:val="18"/>
+              </w:rPr>
+              <w:t xml:space="preserve"> (INTERNAL ingress only, port 3210) and isms-web (published through the WAF, port 3200).</w:t>
             </w:r>
           </w:p>
           <w:p>
@@ -4117,7 +4294,6 @@
                 <w:color w:val="1F3D7A"/>
                 <w:sz w:val="18"/>
               </w:rPr>
-              <w:lastRenderedPageBreak/>
               <w:t xml:space="preserve">   2. Azure Database for PostgreSQL Flexible Server — PostgreSQL specifically: row-level security is the data-isolation barrier between operating companies and cannot be substituted.</w:t>
             </w:r>
           </w:p>
@@ -4164,6 +4340,7 @@
                 <w:color w:val="1F3D7A"/>
                 <w:sz w:val="18"/>
               </w:rPr>
+              <w:lastRenderedPageBreak/>
               <w:t xml:space="preserve">   6. Application Gateway with WAF v2, TLS 1.2+ on an ENTERPRISE certificate and corporate DNS name — never the Azure default hostname (see note 4 under “Addition Requirement”).</w:t>
             </w:r>
           </w:p>
@@ -4187,7 +4364,27 @@
                 <w:color w:val="1F3D7A"/>
                 <w:sz w:val="18"/>
               </w:rPr>
-              <w:t xml:space="preserve">   7. User-assigned managed identity · 8. VNet subnets and private DNS zones</w:t>
+              <w:t xml:space="preserve">   7. User-assigned managed identity · 8. </w:t>
+            </w:r>
+            <w:proofErr w:type="spellStart"/>
+            <w:r>
+              <w:rPr>
+                <w:rFonts w:ascii="Calibri" w:hAnsi="Calibri"/>
+                <w:b w:val="0"/>
+                <w:color w:val="1F3D7A"/>
+                <w:sz w:val="18"/>
+              </w:rPr>
+              <w:t>VNet</w:t>
+            </w:r>
+            <w:proofErr w:type="spellEnd"/>
+            <w:r>
+              <w:rPr>
+                <w:rFonts w:ascii="Calibri" w:hAnsi="Calibri"/>
+                <w:b w:val="0"/>
+                <w:color w:val="1F3D7A"/>
+                <w:sz w:val="18"/>
+              </w:rPr>
+              <w:t xml:space="preserve"> subnets and private DNS zones</w:t>
             </w:r>
           </w:p>
           <w:p>
@@ -4349,13 +4546,41 @@
                     </w:rPr>
                     <w:t xml:space="preserve">Name: </w:t>
                   </w:r>
+                  <w:proofErr w:type="spellStart"/>
                   <w:r>
                     <w:rPr>
                       <w:rFonts w:ascii="Calibri" w:hAnsi="Calibri"/>
                       <w:color w:val="1F3D7A"/>
                       <w:sz w:val="16"/>
                     </w:rPr>
-                    <w:t>kv-isms-dev, kv-isms-stg</w:t>
+                    <w:t>kv</w:t>
+                  </w:r>
+                  <w:proofErr w:type="spellEnd"/>
+                  <w:r>
+                    <w:rPr>
+                      <w:rFonts w:ascii="Calibri" w:hAnsi="Calibri"/>
+                      <w:color w:val="1F3D7A"/>
+                      <w:sz w:val="16"/>
+                    </w:rPr>
+                    <w:t xml:space="preserve">-isms-dev, </w:t>
+                  </w:r>
+                  <w:proofErr w:type="spellStart"/>
+                  <w:r>
+                    <w:rPr>
+                      <w:rFonts w:ascii="Calibri" w:hAnsi="Calibri"/>
+                      <w:color w:val="1F3D7A"/>
+                      <w:sz w:val="16"/>
+                    </w:rPr>
+                    <w:t>kv</w:t>
+                  </w:r>
+                  <w:proofErr w:type="spellEnd"/>
+                  <w:r>
+                    <w:rPr>
+                      <w:rFonts w:ascii="Calibri" w:hAnsi="Calibri"/>
+                      <w:color w:val="1F3D7A"/>
+                      <w:sz w:val="16"/>
+                    </w:rPr>
+                    <w:t>-isms-stg</w:t>
                   </w:r>
                 </w:p>
               </w:tc>
@@ -4377,7 +4602,25 @@
                       <w:color w:val="1F3D7A"/>
                       <w:sz w:val="16"/>
                     </w:rPr>
-                    <w:t>RBAC mode; soft-delete + purge protection. Holds DB credentials and Entra ID client secrets, read through a managed identity. No secret in source or image.</w:t>
+                    <w:t xml:space="preserve">RBAC mode; </w:t>
+                  </w:r>
+                  <w:proofErr w:type="gramStart"/>
+                  <w:r>
+                    <w:rPr>
+                      <w:rFonts w:ascii="Calibri" w:hAnsi="Calibri"/>
+                      <w:color w:val="1F3D7A"/>
+                      <w:sz w:val="16"/>
+                    </w:rPr>
+                    <w:t>soft-delete</w:t>
+                  </w:r>
+                  <w:proofErr w:type="gramEnd"/>
+                  <w:r>
+                    <w:rPr>
+                      <w:rFonts w:ascii="Calibri" w:hAnsi="Calibri"/>
+                      <w:color w:val="1F3D7A"/>
+                      <w:sz w:val="16"/>
+                    </w:rPr>
+                    <w:t xml:space="preserve"> + purge protection. Holds DB credentials and Entra ID client secrets, read through a managed identity. No secret in source or image.</w:t>
                   </w:r>
                 </w:p>
               </w:tc>
@@ -4413,13 +4656,23 @@
                     </w:rPr>
                     <w:t xml:space="preserve">Name: </w:t>
                   </w:r>
+                  <w:proofErr w:type="spellStart"/>
                   <w:r>
                     <w:rPr>
                       <w:rFonts w:ascii="Calibri" w:hAnsi="Calibri"/>
                       <w:color w:val="1F3D7A"/>
                       <w:sz w:val="16"/>
                     </w:rPr>
-                    <w:t>kv-isms-prod</w:t>
+                    <w:t>kv</w:t>
+                  </w:r>
+                  <w:proofErr w:type="spellEnd"/>
+                  <w:r>
+                    <w:rPr>
+                      <w:rFonts w:ascii="Calibri" w:hAnsi="Calibri"/>
+                      <w:color w:val="1F3D7A"/>
+                      <w:sz w:val="16"/>
+                    </w:rPr>
+                    <w:t>-isms-prod</w:t>
                   </w:r>
                 </w:p>
               </w:tc>
@@ -4466,14 +4719,23 @@
                       <w:bCs/>
                       <w:color w:val="000000" w:themeColor="text1"/>
                     </w:rPr>
-                    <w:t>ACA/AKS/Dev</w:t>
+                    <w:t>ACA/AKS/</w:t>
                   </w:r>
+                  <w:proofErr w:type="spellStart"/>
                   <w:r>
                     <w:rPr>
                       <w:b/>
                       <w:bCs/>
                       <w:color w:val="000000" w:themeColor="text1"/>
                     </w:rPr>
+                    <w:t>Dev</w:t>
+                  </w:r>
+                  <w:r>
+                    <w:rPr>
+                      <w:b/>
+                      <w:bCs/>
+                      <w:color w:val="000000" w:themeColor="text1"/>
+                    </w:rPr>
                     <w:t>Sec</w:t>
                   </w:r>
                   <w:r>
@@ -4500,6 +4762,7 @@
                     </w:rPr>
                     <w:t>s</w:t>
                   </w:r>
+                  <w:proofErr w:type="spellEnd"/>
                 </w:p>
               </w:tc>
             </w:tr>
@@ -4519,33 +4782,117 @@
                   <w:tcW w:w="4590" w:type="dxa"/>
                 </w:tcPr>
                 <w:p>
+                  <w:proofErr w:type="spellStart"/>
                   <w:r>
                     <w:rPr>
                       <w:rFonts w:ascii="Calibri" w:hAnsi="Calibri"/>
                       <w:color w:val="1F3D7A"/>
                       <w:sz w:val="16"/>
                     </w:rPr>
-                    <w:t>cae-isms-dev  →  ca-isms-web-dev + ca-isms-api-dev</w:t>
+                    <w:t>cae</w:t>
+                  </w:r>
+                  <w:proofErr w:type="spellEnd"/>
+                  <w:r>
+                    <w:rPr>
+                      <w:rFonts w:ascii="Calibri" w:hAnsi="Calibri"/>
+                      <w:color w:val="1F3D7A"/>
+                      <w:sz w:val="16"/>
+                    </w:rPr>
+                    <w:t>-isms-dev  →  ca-isms-web-dev + ca-isms-</w:t>
+                  </w:r>
+                  <w:proofErr w:type="spellStart"/>
+                  <w:r>
+                    <w:rPr>
+                      <w:rFonts w:ascii="Calibri" w:hAnsi="Calibri"/>
+                      <w:color w:val="1F3D7A"/>
+                      <w:sz w:val="16"/>
+                    </w:rPr>
+                    <w:t>api</w:t>
+                  </w:r>
+                  <w:proofErr w:type="spellEnd"/>
+                  <w:r>
+                    <w:rPr>
+                      <w:rFonts w:ascii="Calibri" w:hAnsi="Calibri"/>
+                      <w:color w:val="1F3D7A"/>
+                      <w:sz w:val="16"/>
+                    </w:rPr>
+                    <w:t>-dev</w:t>
                   </w:r>
                 </w:p>
                 <w:p>
+                  <w:proofErr w:type="spellStart"/>
                   <w:r>
                     <w:rPr>
                       <w:rFonts w:ascii="Calibri" w:hAnsi="Calibri"/>
                       <w:color w:val="1F3D7A"/>
                       <w:sz w:val="16"/>
                     </w:rPr>
-                    <w:t>cae-isms-stg  →  ca-isms-web-stg + ca-isms-api-stg</w:t>
+                    <w:t>cae</w:t>
+                  </w:r>
+                  <w:proofErr w:type="spellEnd"/>
+                  <w:r>
+                    <w:rPr>
+                      <w:rFonts w:ascii="Calibri" w:hAnsi="Calibri"/>
+                      <w:color w:val="1F3D7A"/>
+                      <w:sz w:val="16"/>
+                    </w:rPr>
+                    <w:t>-isms-stg  →  ca-isms-web-stg + ca-isms-</w:t>
+                  </w:r>
+                  <w:proofErr w:type="spellStart"/>
+                  <w:r>
+                    <w:rPr>
+                      <w:rFonts w:ascii="Calibri" w:hAnsi="Calibri"/>
+                      <w:color w:val="1F3D7A"/>
+                      <w:sz w:val="16"/>
+                    </w:rPr>
+                    <w:t>api</w:t>
+                  </w:r>
+                  <w:proofErr w:type="spellEnd"/>
+                  <w:r>
+                    <w:rPr>
+                      <w:rFonts w:ascii="Calibri" w:hAnsi="Calibri"/>
+                      <w:color w:val="1F3D7A"/>
+                      <w:sz w:val="16"/>
+                    </w:rPr>
+                    <w:t>-stg</w:t>
                   </w:r>
                 </w:p>
                 <w:p>
+                  <w:proofErr w:type="spellStart"/>
                   <w:r>
                     <w:rPr>
                       <w:rFonts w:ascii="Calibri" w:hAnsi="Calibri"/>
                       <w:color w:val="1F3D7A"/>
                       <w:sz w:val="16"/>
                     </w:rPr>
-                    <w:t>cae-isms-prod →  ca-isms-web-prod + ca-isms-api-prod</w:t>
+                    <w:t>cae</w:t>
+                  </w:r>
+                  <w:proofErr w:type="spellEnd"/>
+                  <w:r>
+                    <w:rPr>
+                      <w:rFonts w:ascii="Calibri" w:hAnsi="Calibri"/>
+                      <w:color w:val="1F3D7A"/>
+                      <w:sz w:val="16"/>
+                    </w:rPr>
+                    <w:t>-isms-prod →  ca-isms-web-prod + ca-isms-</w:t>
+                  </w:r>
+                  <w:proofErr w:type="spellStart"/>
+                  <w:r>
+                    <w:rPr>
+                      <w:rFonts w:ascii="Calibri" w:hAnsi="Calibri"/>
+                      <w:color w:val="1F3D7A"/>
+                      <w:sz w:val="16"/>
+                    </w:rPr>
+                    <w:t>api</w:t>
+                  </w:r>
+                  <w:proofErr w:type="spellEnd"/>
+                  <w:r>
+                    <w:rPr>
+                      <w:rFonts w:ascii="Calibri" w:hAnsi="Calibri"/>
+                      <w:color w:val="1F3D7A"/>
+                      <w:sz w:val="16"/>
+                    </w:rPr>
+                    <w:t>-prod</w:t>
                   </w:r>
                 </w:p>
                 <w:p>
@@ -4569,13 +4916,41 @@
                       <w:color w:val="0070C0"/>
                     </w:rPr>
                   </w:pPr>
+                  <w:proofErr w:type="spellStart"/>
                   <w:r>
                     <w:rPr>
                       <w:rFonts w:ascii="Calibri" w:hAnsi="Calibri"/>
                       <w:color w:val="1F3D7A"/>
                       <w:sz w:val="16"/>
                     </w:rPr>
-                    <w:t>VNet-integrated. isms-api has INTERNAL ingress only. dev/stg 0.5 vCPU, 1 GiB, min 0 (scale to zero) / max 2 replicas. prod 1 vCPU, 2 GiB, min 2 / max 6.</w:t>
+                    <w:t>VNet</w:t>
+                  </w:r>
+                  <w:proofErr w:type="spellEnd"/>
+                  <w:r>
+                    <w:rPr>
+                      <w:rFonts w:ascii="Calibri" w:hAnsi="Calibri"/>
+                      <w:color w:val="1F3D7A"/>
+                      <w:sz w:val="16"/>
+                    </w:rPr>
+                    <w:t>-integrated. isms-</w:t>
+                  </w:r>
+                  <w:proofErr w:type="spellStart"/>
+                  <w:r>
+                    <w:rPr>
+                      <w:rFonts w:ascii="Calibri" w:hAnsi="Calibri"/>
+                      <w:color w:val="1F3D7A"/>
+                      <w:sz w:val="16"/>
+                    </w:rPr>
+                    <w:t>api</w:t>
+                  </w:r>
+                  <w:proofErr w:type="spellEnd"/>
+                  <w:r>
+                    <w:rPr>
+                      <w:rFonts w:ascii="Calibri" w:hAnsi="Calibri"/>
+                      <w:color w:val="1F3D7A"/>
+                      <w:sz w:val="16"/>
+                    </w:rPr>
+                    <w:t xml:space="preserve"> has INTERNAL ingress only. dev/stg 0.5 vCPU, 1 GiB, min 0 (scale to zero) / max 2 replicas. prod 1 vCPU, 2 GiB, min 2 / max 6.</w:t>
                   </w:r>
                 </w:p>
               </w:tc>
@@ -4668,7 +5043,55 @@
                       <w:color w:val="1F3D7A"/>
                       <w:sz w:val="16"/>
                     </w:rPr>
-                    <w:t>dev 100 / staging 100 / production 500</w:t>
+                    <w:t xml:space="preserve">dev </w:t>
+                  </w:r>
+                  <w:r>
+                    <w:rPr>
+                      <w:rFonts w:ascii="Calibri" w:hAnsi="Calibri" w:hint="eastAsia"/>
+                      <w:color w:val="1F3D7A"/>
+                      <w:sz w:val="16"/>
+                    </w:rPr>
+                    <w:t>5</w:t>
+                  </w:r>
+                  <w:r>
+                    <w:rPr>
+                      <w:rFonts w:ascii="Calibri" w:hAnsi="Calibri"/>
+                      <w:color w:val="1F3D7A"/>
+                      <w:sz w:val="16"/>
+                    </w:rPr>
+                    <w:t xml:space="preserve">0 / staging </w:t>
+                  </w:r>
+                  <w:r>
+                    <w:rPr>
+                      <w:rFonts w:ascii="Calibri" w:hAnsi="Calibri" w:hint="eastAsia"/>
+                      <w:color w:val="1F3D7A"/>
+                      <w:sz w:val="16"/>
+                    </w:rPr>
+                    <w:t>5</w:t>
+                  </w:r>
+                  <w:r>
+                    <w:rPr>
+                      <w:rFonts w:ascii="Calibri" w:hAnsi="Calibri"/>
+                      <w:color w:val="1F3D7A"/>
+                      <w:sz w:val="16"/>
+                    </w:rPr>
+                    <w:t xml:space="preserve">0 / production </w:t>
+                  </w:r>
+                  <w:r>
+                    <w:rPr>
+                      <w:rFonts w:ascii="Calibri" w:hAnsi="Calibri" w:hint="eastAsia"/>
+                      <w:color w:val="1F3D7A"/>
+                      <w:sz w:val="16"/>
+                    </w:rPr>
+                    <w:t>1</w:t>
+                  </w:r>
+                  <w:r>
+                    <w:rPr>
+                      <w:rFonts w:ascii="Calibri" w:hAnsi="Calibri"/>
+                      <w:color w:val="1F3D7A"/>
+                      <w:sz w:val="16"/>
+                    </w:rPr>
+                    <w:t>00</w:t>
                   </w:r>
                 </w:p>
               </w:tc>
@@ -4795,7 +5218,6 @@
                       <w:color w:val="1F3D7A"/>
                       <w:sz w:val="16"/>
                     </w:rPr>
-                    <w:lastRenderedPageBreak/>
                     <w:t>Application Gateway + WAF v2 (or Front Door Premium + WAF)</w:t>
                   </w:r>
                 </w:p>
@@ -4953,7 +5375,25 @@
                       <w:color w:val="1F3D7A"/>
                       <w:sz w:val="16"/>
                     </w:rPr>
-                    <w:t>Container registry pull and Key Vault access, so no credential is stored in code or image.</w:t>
+                    <w:t xml:space="preserve">Container </w:t>
+                  </w:r>
+                  <w:proofErr w:type="gramStart"/>
+                  <w:r>
+                    <w:rPr>
+                      <w:rFonts w:ascii="Calibri" w:hAnsi="Calibri"/>
+                      <w:color w:val="1F3D7A"/>
+                      <w:sz w:val="16"/>
+                    </w:rPr>
+                    <w:t>registry</w:t>
+                  </w:r>
+                  <w:proofErr w:type="gramEnd"/>
+                  <w:r>
+                    <w:rPr>
+                      <w:rFonts w:ascii="Calibri" w:hAnsi="Calibri"/>
+                      <w:color w:val="1F3D7A"/>
+                      <w:sz w:val="16"/>
+                    </w:rPr>
+                    <w:t xml:space="preserve"> pull and Key Vault access, so no credential is stored in code or image.</w:t>
                   </w:r>
                 </w:p>
               </w:tc>
@@ -4967,13 +5407,23 @@
                   <w:tcW w:w="2762" w:type="dxa"/>
                 </w:tcPr>
                 <w:p>
+                  <w:proofErr w:type="spellStart"/>
                   <w:r>
                     <w:rPr>
                       <w:rFonts w:ascii="Calibri" w:hAnsi="Calibri"/>
                       <w:color w:val="1F3D7A"/>
                       <w:sz w:val="16"/>
                     </w:rPr>
-                    <w:t>VNet subnets + private DNS zones</w:t>
+                    <w:t>VNet</w:t>
+                  </w:r>
+                  <w:proofErr w:type="spellEnd"/>
+                  <w:r>
+                    <w:rPr>
+                      <w:rFonts w:ascii="Calibri" w:hAnsi="Calibri"/>
+                      <w:color w:val="1F3D7A"/>
+                      <w:sz w:val="16"/>
+                    </w:rPr>
+                    <w:t xml:space="preserve"> subnets + private DNS zones</w:t>
                   </w:r>
                 </w:p>
               </w:tc>
@@ -5012,6 +5462,7 @@
                       <w:color w:val="1F3D7A"/>
                       <w:sz w:val="16"/>
                     </w:rPr>
+                    <w:lastRenderedPageBreak/>
                     <w:t>All data services reachable by private endpoint only.</w:t>
                   </w:r>
                 </w:p>
@@ -5054,8 +5505,19 @@
                   <w:tcW w:w="2762" w:type="dxa"/>
                 </w:tcPr>
                 <w:p>
+                  <w:pPr>
+                    <w:rPr>
+                      <w:rFonts w:hint="eastAsia"/>
+                    </w:rPr>
+                  </w:pPr>
                   <w:r>
-                    <w:t>ChatGPT</w:t>
+                    <w:t>G</w:t>
+                  </w:r>
+                  <w:r>
+                    <w:rPr>
+                      <w:rFonts w:hint="eastAsia"/>
+                    </w:rPr>
+                    <w:t>pt-5.6-luna</w:t>
                   </w:r>
                 </w:p>
               </w:tc>
@@ -5071,7 +5533,7 @@
                       <w:color w:val="1F3D7A"/>
                       <w:sz w:val="16"/>
                     </w:rPr>
-                    <w:t>Model and Context: GPT-4o-class chat model, 128k context. Exact model to be agreed with RIT — the application calls it through a provider-neutral adapter, so the model is configuration, not architecture.</w:t>
+                    <w:t>Model and Context: Gpt-5.6-luna. Context window and quota to be confirmed with RIT. The application calls the model through a provider-neutral adapter, so the model is configuration, not architecture.</w:t>
                   </w:r>
                 </w:p>
                 <w:p>
@@ -5082,7 +5544,7 @@
                       <w:color w:val="1F3D7A"/>
                       <w:sz w:val="16"/>
                     </w:rPr>
-                    <w:t>Region: Southeast Asia (Singapore), to match RCI3. If the required model is not offered there, please advise the nearest region.</w:t>
+                    <w:t>Region: Southeast Asia (Singapore), to match RCI3. If the model is not offered there, please advise the nearest region.</w:t>
                   </w:r>
                 </w:p>
                 <w:p>
@@ -5523,7 +5985,25 @@
                       <w:szCs w:val="20"/>
                       <w:lang w:val="en-US"/>
                     </w:rPr>
-                    <w:t>(e.g. 1 : Daily at 08:00 UTC)</w:t>
+                    <w:t xml:space="preserve">(e.g. </w:t>
+                  </w:r>
+                  <w:proofErr w:type="gramStart"/>
+                  <w:r>
+                    <w:rPr>
+                      <w:sz w:val="20"/>
+                      <w:szCs w:val="20"/>
+                      <w:lang w:val="en-US"/>
+                    </w:rPr>
+                    <w:t>1 :</w:t>
+                  </w:r>
+                  <w:proofErr w:type="gramEnd"/>
+                  <w:r>
+                    <w:rPr>
+                      <w:sz w:val="20"/>
+                      <w:szCs w:val="20"/>
+                      <w:lang w:val="en-US"/>
+                    </w:rPr>
+                    <w:t xml:space="preserve"> Daily at 08:00 UTC)</w:t>
                   </w:r>
                 </w:p>
                 <w:p>
@@ -5543,7 +6023,25 @@
                       <w:szCs w:val="20"/>
                       <w:lang w:val="en-US"/>
                     </w:rPr>
-                    <w:t>(e.g. 2 : Every Monday at 08:00 UTC)</w:t>
+                    <w:t xml:space="preserve">(e.g. </w:t>
+                  </w:r>
+                  <w:proofErr w:type="gramStart"/>
+                  <w:r>
+                    <w:rPr>
+                      <w:sz w:val="20"/>
+                      <w:szCs w:val="20"/>
+                      <w:lang w:val="en-US"/>
+                    </w:rPr>
+                    <w:t>2 :</w:t>
+                  </w:r>
+                  <w:proofErr w:type="gramEnd"/>
+                  <w:r>
+                    <w:rPr>
+                      <w:sz w:val="20"/>
+                      <w:szCs w:val="20"/>
+                      <w:lang w:val="en-US"/>
+                    </w:rPr>
+                    <w:t xml:space="preserve"> Every Monday at 08:00 UTC)</w:t>
                   </w:r>
                 </w:p>
               </w:tc>
@@ -5586,7 +6084,25 @@
                       <w:szCs w:val="20"/>
                       <w:lang w:val="en-US"/>
                     </w:rPr>
-                    <w:t>(e.g. 1 : Daily at 18:00 UTC)</w:t>
+                    <w:t xml:space="preserve">(e.g. </w:t>
+                  </w:r>
+                  <w:proofErr w:type="gramStart"/>
+                  <w:r>
+                    <w:rPr>
+                      <w:sz w:val="20"/>
+                      <w:szCs w:val="20"/>
+                      <w:lang w:val="en-US"/>
+                    </w:rPr>
+                    <w:t>1 :</w:t>
+                  </w:r>
+                  <w:proofErr w:type="gramEnd"/>
+                  <w:r>
+                    <w:rPr>
+                      <w:sz w:val="20"/>
+                      <w:szCs w:val="20"/>
+                      <w:lang w:val="en-US"/>
+                    </w:rPr>
+                    <w:t xml:space="preserve"> Daily at 18:00 UTC)</w:t>
                   </w:r>
                 </w:p>
                 <w:p>
@@ -5606,7 +6122,25 @@
                       <w:szCs w:val="20"/>
                       <w:lang w:val="en-US"/>
                     </w:rPr>
-                    <w:t>(e.g. 2 : Every Friday at 18:00 UTC)</w:t>
+                    <w:t xml:space="preserve">(e.g. </w:t>
+                  </w:r>
+                  <w:proofErr w:type="gramStart"/>
+                  <w:r>
+                    <w:rPr>
+                      <w:sz w:val="20"/>
+                      <w:szCs w:val="20"/>
+                      <w:lang w:val="en-US"/>
+                    </w:rPr>
+                    <w:t>2 :</w:t>
+                  </w:r>
+                  <w:proofErr w:type="gramEnd"/>
+                  <w:r>
+                    <w:rPr>
+                      <w:sz w:val="20"/>
+                      <w:szCs w:val="20"/>
+                      <w:lang w:val="en-US"/>
+                    </w:rPr>
+                    <w:t xml:space="preserve"> Every Friday at 18:00 UTC)</w:t>
                   </w:r>
                 </w:p>
               </w:tc>
@@ -5629,7 +6163,25 @@
                       <w:color w:val="1F3D7A"/>
                       <w:sz w:val="16"/>
                     </w:rPr>
-                    <w:t>isms-web / isms-api (dev, staging)</w:t>
+                    <w:t>isms-web / isms-</w:t>
+                  </w:r>
+                  <w:proofErr w:type="spellStart"/>
+                  <w:r>
+                    <w:rPr>
+                      <w:rFonts w:ascii="Calibri" w:hAnsi="Calibri"/>
+                      <w:color w:val="1F3D7A"/>
+                      <w:sz w:val="16"/>
+                    </w:rPr>
+                    <w:t>api</w:t>
+                  </w:r>
+                  <w:proofErr w:type="spellEnd"/>
+                  <w:r>
+                    <w:rPr>
+                      <w:rFonts w:ascii="Calibri" w:hAnsi="Calibri"/>
+                      <w:color w:val="1F3D7A"/>
+                      <w:sz w:val="16"/>
+                    </w:rPr>
+                    <w:t xml:space="preserve"> (dev, staging)</w:t>
                   </w:r>
                 </w:p>
               </w:tc>
@@ -5698,7 +6250,25 @@
                       <w:color w:val="1F3D7A"/>
                       <w:sz w:val="16"/>
                     </w:rPr>
-                    <w:t>isms-web / isms-api (production)</w:t>
+                    <w:t>isms-web / isms-</w:t>
+                  </w:r>
+                  <w:proofErr w:type="spellStart"/>
+                  <w:r>
+                    <w:rPr>
+                      <w:rFonts w:ascii="Calibri" w:hAnsi="Calibri"/>
+                      <w:color w:val="1F3D7A"/>
+                      <w:sz w:val="16"/>
+                    </w:rPr>
+                    <w:t>api</w:t>
+                  </w:r>
+                  <w:proofErr w:type="spellEnd"/>
+                  <w:r>
+                    <w:rPr>
+                      <w:rFonts w:ascii="Calibri" w:hAnsi="Calibri"/>
+                      <w:color w:val="1F3D7A"/>
+                      <w:sz w:val="16"/>
+                    </w:rPr>
+                    <w:t xml:space="preserve"> (production)</w:t>
                   </w:r>
                 </w:p>
               </w:tc>
@@ -5862,7 +6432,6 @@
                 <w:sz w:val="18"/>
                 <w:szCs w:val="18"/>
               </w:rPr>
-              <w:lastRenderedPageBreak/>
               <w:t>The patch maintenance windows are scheduled as follow(s). During these periods, the Scheduled Start/Stop Time could be affected.</w:t>
             </w:r>
           </w:p>
@@ -5921,7 +6490,6 @@
                 <w:sz w:val="24"/>
                 <w:lang w:val="en-US"/>
               </w:rPr>
-              <w:lastRenderedPageBreak/>
               <w:t>Communication protocol between each system components</w:t>
             </w:r>
           </w:p>
@@ -6072,7 +6640,25 @@
                       <w:color w:val="1F3D7A"/>
                       <w:sz w:val="16"/>
                     </w:rPr>
-                    <w:t>Application Gateway + WAF (agw-isms-&lt;env&gt;)</w:t>
+                    <w:t>Application Gateway + WAF (</w:t>
+                  </w:r>
+                  <w:proofErr w:type="spellStart"/>
+                  <w:r>
+                    <w:rPr>
+                      <w:rFonts w:ascii="Calibri" w:hAnsi="Calibri"/>
+                      <w:color w:val="1F3D7A"/>
+                      <w:sz w:val="16"/>
+                    </w:rPr>
+                    <w:t>agw</w:t>
+                  </w:r>
+                  <w:proofErr w:type="spellEnd"/>
+                  <w:r>
+                    <w:rPr>
+                      <w:rFonts w:ascii="Calibri" w:hAnsi="Calibri"/>
+                      <w:color w:val="1F3D7A"/>
+                      <w:sz w:val="16"/>
+                    </w:rPr>
+                    <w:t>-isms-&lt;env&gt;)</w:t>
                   </w:r>
                 </w:p>
               </w:tc>
@@ -6232,7 +6818,25 @@
                       <w:color w:val="1F3D7A"/>
                       <w:sz w:val="16"/>
                     </w:rPr>
-                    <w:t>isms-api (Container Apps, INTERNAL ingress only)</w:t>
+                    <w:t>isms-</w:t>
+                  </w:r>
+                  <w:proofErr w:type="spellStart"/>
+                  <w:r>
+                    <w:rPr>
+                      <w:rFonts w:ascii="Calibri" w:hAnsi="Calibri"/>
+                      <w:color w:val="1F3D7A"/>
+                      <w:sz w:val="16"/>
+                    </w:rPr>
+                    <w:t>api</w:t>
+                  </w:r>
+                  <w:proofErr w:type="spellEnd"/>
+                  <w:r>
+                    <w:rPr>
+                      <w:rFonts w:ascii="Calibri" w:hAnsi="Calibri"/>
+                      <w:color w:val="1F3D7A"/>
+                      <w:sz w:val="16"/>
+                    </w:rPr>
+                    <w:t xml:space="preserve"> (Container Apps, INTERNAL ingress only)</w:t>
                   </w:r>
                 </w:p>
               </w:tc>
@@ -6297,8 +6901,18 @@
                       <w:color w:val="1F3D7A"/>
                       <w:sz w:val="16"/>
                     </w:rPr>
-                    <w:t>isms-api</w:t>
+                    <w:t>isms-</w:t>
                   </w:r>
+                  <w:proofErr w:type="spellStart"/>
+                  <w:r>
+                    <w:rPr>
+                      <w:rFonts w:ascii="Calibri" w:hAnsi="Calibri"/>
+                      <w:color w:val="1F3D7A"/>
+                      <w:sz w:val="16"/>
+                    </w:rPr>
+                    <w:t>api</w:t>
+                  </w:r>
+                  <w:proofErr w:type="spellEnd"/>
                 </w:p>
               </w:tc>
               <w:tc>
@@ -6383,8 +6997,18 @@
                       <w:color w:val="1F3D7A"/>
                       <w:sz w:val="16"/>
                     </w:rPr>
-                    <w:t>isms-api</w:t>
+                    <w:t>isms-</w:t>
                   </w:r>
+                  <w:proofErr w:type="spellStart"/>
+                  <w:r>
+                    <w:rPr>
+                      <w:rFonts w:ascii="Calibri" w:hAnsi="Calibri"/>
+                      <w:color w:val="1F3D7A"/>
+                      <w:sz w:val="16"/>
+                    </w:rPr>
+                    <w:t>api</w:t>
+                  </w:r>
+                  <w:proofErr w:type="spellEnd"/>
                 </w:p>
               </w:tc>
               <w:tc>
@@ -6469,8 +7093,18 @@
                       <w:color w:val="1F3D7A"/>
                       <w:sz w:val="16"/>
                     </w:rPr>
-                    <w:t>isms-api</w:t>
+                    <w:t>isms-</w:t>
                   </w:r>
+                  <w:proofErr w:type="spellStart"/>
+                  <w:r>
+                    <w:rPr>
+                      <w:rFonts w:ascii="Calibri" w:hAnsi="Calibri"/>
+                      <w:color w:val="1F3D7A"/>
+                      <w:sz w:val="16"/>
+                    </w:rPr>
+                    <w:t>api</w:t>
+                  </w:r>
+                  <w:proofErr w:type="spellEnd"/>
                 </w:p>
               </w:tc>
               <w:tc>
@@ -6641,8 +7275,19 @@
                       <w:color w:val="1F3D7A"/>
                       <w:sz w:val="16"/>
                     </w:rPr>
-                    <w:t>isms-web, isms-api</w:t>
+                    <w:lastRenderedPageBreak/>
+                    <w:t>isms-web, isms-</w:t>
                   </w:r>
+                  <w:proofErr w:type="spellStart"/>
+                  <w:r>
+                    <w:rPr>
+                      <w:rFonts w:ascii="Calibri" w:hAnsi="Calibri"/>
+                      <w:color w:val="1F3D7A"/>
+                      <w:sz w:val="16"/>
+                    </w:rPr>
+                    <w:t>api</w:t>
+                  </w:r>
+                  <w:proofErr w:type="spellEnd"/>
                 </w:p>
               </w:tc>
               <w:tc>
@@ -6813,7 +7458,27 @@
                 <w:color w:val="1F3D7A"/>
                 <w:sz w:val="18"/>
               </w:rPr>
-              <w:t>All traffic is encrypted. There is no unencrypted protocol anywhere in the design and no public inbound path to the API or the database. isms-api is published on the Container Apps INTERNAL ingress, so the web app is its only client.</w:t>
+              <w:t>All traffic is encrypted. There is no unencrypted protocol anywhere in the design and no public inbound path to the API or the database. isms-</w:t>
+            </w:r>
+            <w:proofErr w:type="spellStart"/>
+            <w:r>
+              <w:rPr>
+                <w:rFonts w:ascii="Calibri" w:hAnsi="Calibri"/>
+                <w:b w:val="0"/>
+                <w:color w:val="1F3D7A"/>
+                <w:sz w:val="18"/>
+              </w:rPr>
+              <w:t>api</w:t>
+            </w:r>
+            <w:proofErr w:type="spellEnd"/>
+            <w:r>
+              <w:rPr>
+                <w:rFonts w:ascii="Calibri" w:hAnsi="Calibri"/>
+                <w:b w:val="0"/>
+                <w:color w:val="1F3D7A"/>
+                <w:sz w:val="18"/>
+              </w:rPr>
+              <w:t xml:space="preserve"> is published on the Container Apps INTERNAL ingress, so the web app is its only client.</w:t>
             </w:r>
           </w:p>
           <w:p>
@@ -6844,7 +7509,47 @@
                 <w:color w:val="1F3D7A"/>
                 <w:sz w:val="18"/>
               </w:rPr>
-              <w:t>Application-level security headers (HSTS, Content-Security-Policy, X-Content-Type-Options, Referrer-Policy, and cookie Secure / HttpOnly / SameSite attributes) are set by the application and are already asserted by automated tests in the CI pipeline.</w:t>
+              <w:t xml:space="preserve">Application-level security headers (HSTS, Content-Security-Policy, X-Content-Type-Options, Referrer-Policy, and cookie Secure / </w:t>
+            </w:r>
+            <w:proofErr w:type="spellStart"/>
+            <w:r>
+              <w:rPr>
+                <w:rFonts w:ascii="Calibri" w:hAnsi="Calibri"/>
+                <w:b w:val="0"/>
+                <w:color w:val="1F3D7A"/>
+                <w:sz w:val="18"/>
+              </w:rPr>
+              <w:t>HttpOnly</w:t>
+            </w:r>
+            <w:proofErr w:type="spellEnd"/>
+            <w:r>
+              <w:rPr>
+                <w:rFonts w:ascii="Calibri" w:hAnsi="Calibri"/>
+                <w:b w:val="0"/>
+                <w:color w:val="1F3D7A"/>
+                <w:sz w:val="18"/>
+              </w:rPr>
+              <w:t xml:space="preserve"> / </w:t>
+            </w:r>
+            <w:proofErr w:type="spellStart"/>
+            <w:r>
+              <w:rPr>
+                <w:rFonts w:ascii="Calibri" w:hAnsi="Calibri"/>
+                <w:b w:val="0"/>
+                <w:color w:val="1F3D7A"/>
+                <w:sz w:val="18"/>
+              </w:rPr>
+              <w:t>SameSite</w:t>
+            </w:r>
+            <w:proofErr w:type="spellEnd"/>
+            <w:r>
+              <w:rPr>
+                <w:rFonts w:ascii="Calibri" w:hAnsi="Calibri"/>
+                <w:b w:val="0"/>
+                <w:color w:val="1F3D7A"/>
+                <w:sz w:val="18"/>
+              </w:rPr>
+              <w:t xml:space="preserve"> attributes) are set by the application and are already asserted by automated tests in the CI pipeline.</w:t>
             </w:r>
           </w:p>
           <w:p>
@@ -6935,6 +7640,7 @@
                 <w:sz w:val="24"/>
                 <w:lang w:val="en-US"/>
               </w:rPr>
+              <w:lastRenderedPageBreak/>
               <w:t>Integration with existing system?</w:t>
             </w:r>
           </w:p>
@@ -7270,7 +7976,6 @@
                 <w:sz w:val="24"/>
                 <w:lang w:val="en-US"/>
               </w:rPr>
-              <w:lastRenderedPageBreak/>
               <w:t>Integration methods:</w:t>
             </w:r>
           </w:p>
@@ -7585,10 +8290,27 @@
                     <w:r>
                       <w:rPr>
                         <w:rStyle w:val="PlaceholderText"/>
+                        <w:color w:val="1F3D7A"/>
                         <w:szCs w:val="21"/>
+                      </w:rPr>
+                      <w:t>3–5  (Platform Admin</w:t>
+                    </w:r>
+                    <w:r>
+                      <w:rPr>
+                        <w:rStyle w:val="PlaceholderText"/>
+                        <w:rFonts w:hint="eastAsia"/>
                         <w:color w:val="1F3D7A"/>
+                        <w:szCs w:val="21"/>
                       </w:rPr>
-                      <w:t xml:space="preserve">3–5  (Platform Admin + Regional ISO — the administrator subset of the users below)</w:t>
+                      <w:t xml:space="preserve"> -</w:t>
+                    </w:r>
+                    <w:r>
+                      <w:rPr>
+                        <w:rStyle w:val="PlaceholderText"/>
+                        <w:color w:val="1F3D7A"/>
+                        <w:szCs w:val="21"/>
+                      </w:rPr>
+                      <w:t xml:space="preserve"> the administrator subset of the users below)</w:t>
                     </w:r>
                   </w:sdtContent>
                 </w:sdt>
@@ -8007,24 +8729,23 @@
                 <w:szCs w:val="21"/>
                 <w:lang w:val="en-US"/>
               </w:rPr>
-              <w:t>Remark: Opcos out of o365 Tenant should be count as External users</w:t>
-            </w:r>
-          </w:p>
-          <w:p>
-            <w:pPr>
-              <w:cnfStyle w:val="000000100000" w:firstRow="0" w:lastRow="0" w:firstColumn="0" w:lastColumn="0" w:oddVBand="0" w:evenVBand="0" w:oddHBand="1" w:evenHBand="0" w:firstRowFirstColumn="0" w:firstRowLastColumn="0" w:lastRowFirstColumn="0" w:lastRowLastColumn="0"/>
-              <w:rPr>
-                <w:szCs w:val="21"/>
-                <w:lang w:val="en-US"/>
-              </w:rPr>
-            </w:pPr>
-            <w:r>
-              <w:rPr>
-                <w:rFonts w:ascii="Calibri" w:hAnsi="Calibri"/>
-                <w:color w:val="1F3D7A"/>
-                <w:sz w:val="18"/>
-              </w:rPr>
-              <w:t>Administrators are Regional IT staff (Platform Admin) and the Regional ISO.</w:t>
+              <w:t xml:space="preserve">Remark: Opcos out of o365 Tenant should be </w:t>
+            </w:r>
+            <w:proofErr w:type="gramStart"/>
+            <w:r>
+              <w:rPr>
+                <w:szCs w:val="21"/>
+                <w:lang w:val="en-US"/>
+              </w:rPr>
+              <w:t>count</w:t>
+            </w:r>
+            <w:proofErr w:type="gramEnd"/>
+            <w:r>
+              <w:rPr>
+                <w:szCs w:val="21"/>
+                <w:lang w:val="en-US"/>
+              </w:rPr>
+              <w:t xml:space="preserve"> as External users</w:t>
             </w:r>
           </w:p>
         </w:tc>
@@ -8056,8 +8777,9 @@
                 <w:szCs w:val="21"/>
                 <w:lang w:val="en-US"/>
               </w:rPr>
-              <w:t xml:space="preserve">What information the </w:t>
-            </w:r>
+              <w:t xml:space="preserve">What information </w:t>
+            </w:r>
+            <w:proofErr w:type="gramStart"/>
             <w:r>
               <w:rPr>
                 <w:b w:val="0"/>
@@ -8065,6 +8787,15 @@
                 <w:szCs w:val="21"/>
                 <w:lang w:val="en-US"/>
               </w:rPr>
+              <w:t xml:space="preserve">the </w:t>
+            </w:r>
+            <w:r>
+              <w:rPr>
+                <w:b w:val="0"/>
+                <w:bCs w:val="0"/>
+                <w:szCs w:val="21"/>
+                <w:lang w:val="en-US"/>
+              </w:rPr>
               <w:t>Administrator</w:t>
             </w:r>
             <w:r>
@@ -8085,6 +8816,7 @@
               </w:rPr>
               <w:t>can</w:t>
             </w:r>
+            <w:proofErr w:type="gramEnd"/>
             <w:r>
               <w:rPr>
                 <w:b w:val="0"/>
@@ -8151,7 +8883,25 @@
                     <w:color w:val="1F3D7A"/>
                     <w:sz w:val="18"/>
                   </w:rPr>
-                  <w:t>Full access across all 13 OpCos: policies, assets, risks, controls, Statements of Applicability, ISMS profiles, audit issues, supplier assessments and security incidents; plus platform configuration and the assignment of roles and entity scopes.</w:t>
+                  <w:t xml:space="preserve">Full access across all OpCos: policies, assets, risks, controls, Statements of Applicability, ISMS profiles, audit issues, supplier assessments and security incidents; </w:t>
+                </w:r>
+                <w:proofErr w:type="gramStart"/>
+                <w:r>
+                  <w:rPr>
+                    <w:rFonts w:ascii="Calibri" w:hAnsi="Calibri"/>
+                    <w:color w:val="1F3D7A"/>
+                    <w:sz w:val="18"/>
+                  </w:rPr>
+                  <w:t>plus</w:t>
+                </w:r>
+                <w:proofErr w:type="gramEnd"/>
+                <w:r>
+                  <w:rPr>
+                    <w:rFonts w:ascii="Calibri" w:hAnsi="Calibri"/>
+                    <w:color w:val="1F3D7A"/>
+                    <w:sz w:val="18"/>
+                  </w:rPr>
+                  <w:t xml:space="preserve"> platform configuration and the assignment of roles and entity scopes.</w:t>
                 </w:r>
               </w:p>
               <w:p>
@@ -8462,7 +9212,25 @@
                 <w:color w:val="1F3D7A"/>
                 <w:sz w:val="18"/>
               </w:rPr>
-              <w:t>No public Internet exposure is requested — the application sits behind the corporate private VNet.</w:t>
+              <w:t xml:space="preserve">No public Internet exposure is requested — the application sits behind the corporate private </w:t>
+            </w:r>
+            <w:proofErr w:type="spellStart"/>
+            <w:r>
+              <w:rPr>
+                <w:rFonts w:ascii="Calibri" w:hAnsi="Calibri"/>
+                <w:color w:val="1F3D7A"/>
+                <w:sz w:val="18"/>
+              </w:rPr>
+              <w:t>VNet</w:t>
+            </w:r>
+            <w:proofErr w:type="spellEnd"/>
+            <w:r>
+              <w:rPr>
+                <w:rFonts w:ascii="Calibri" w:hAnsi="Calibri"/>
+                <w:color w:val="1F3D7A"/>
+                <w:sz w:val="18"/>
+              </w:rPr>
+              <w:t>.</w:t>
             </w:r>
           </w:p>
         </w:tc>
@@ -8580,7 +9348,23 @@
                 <w:szCs w:val="21"/>
                 <w:lang w:val="en-US"/>
               </w:rPr>
-              <w:t xml:space="preserve">Please specify : </w:t>
+              <w:t xml:space="preserve">Please </w:t>
+            </w:r>
+            <w:proofErr w:type="gramStart"/>
+            <w:r>
+              <w:rPr>
+                <w:szCs w:val="21"/>
+                <w:lang w:val="en-US"/>
+              </w:rPr>
+              <w:t>specify :</w:t>
+            </w:r>
+            <w:proofErr w:type="gramEnd"/>
+            <w:r>
+              <w:rPr>
+                <w:szCs w:val="21"/>
+                <w:lang w:val="en-US"/>
+              </w:rPr>
+              <w:t xml:space="preserve"> </w:t>
             </w:r>
             <w:sdt>
               <w:sdtPr>
@@ -8694,7 +9478,23 @@
                 <w:szCs w:val="21"/>
                 <w:lang w:val="en-US"/>
               </w:rPr>
-              <w:t xml:space="preserve"> PC client  (Native client/ New developed client)</w:t>
+              <w:t xml:space="preserve"> PC </w:t>
+            </w:r>
+            <w:proofErr w:type="gramStart"/>
+            <w:r>
+              <w:rPr>
+                <w:szCs w:val="21"/>
+                <w:lang w:val="en-US"/>
+              </w:rPr>
+              <w:t>client  (</w:t>
+            </w:r>
+            <w:proofErr w:type="gramEnd"/>
+            <w:r>
+              <w:rPr>
+                <w:szCs w:val="21"/>
+                <w:lang w:val="en-US"/>
+              </w:rPr>
+              <w:t>Native client/ New developed client)</w:t>
             </w:r>
           </w:p>
           <w:p>
@@ -8821,7 +9621,23 @@
                 <w:lang w:val="en-US"/>
               </w:rPr>
               <w:br/>
-              <w:t xml:space="preserve">Please specify : </w:t>
+              <w:t xml:space="preserve">Please </w:t>
+            </w:r>
+            <w:proofErr w:type="gramStart"/>
+            <w:r>
+              <w:rPr>
+                <w:szCs w:val="21"/>
+                <w:lang w:val="en-US"/>
+              </w:rPr>
+              <w:t>specify :</w:t>
+            </w:r>
+            <w:proofErr w:type="gramEnd"/>
+            <w:r>
+              <w:rPr>
+                <w:szCs w:val="21"/>
+                <w:lang w:val="en-US"/>
+              </w:rPr>
+              <w:t xml:space="preserve"> </w:t>
             </w:r>
             <w:sdt>
               <w:sdtPr>
@@ -8936,7 +9752,23 @@
                 <w:szCs w:val="21"/>
                 <w:lang w:val="en-US"/>
               </w:rPr>
-              <w:t xml:space="preserve"> PC client  (Native client/ New developed client)</w:t>
+              <w:t xml:space="preserve"> PC </w:t>
+            </w:r>
+            <w:proofErr w:type="gramStart"/>
+            <w:r>
+              <w:rPr>
+                <w:szCs w:val="21"/>
+                <w:lang w:val="en-US"/>
+              </w:rPr>
+              <w:t>client  (</w:t>
+            </w:r>
+            <w:proofErr w:type="gramEnd"/>
+            <w:r>
+              <w:rPr>
+                <w:szCs w:val="21"/>
+                <w:lang w:val="en-US"/>
+              </w:rPr>
+              <w:t>Native client/ New developed client)</w:t>
             </w:r>
           </w:p>
           <w:p>
@@ -10152,7 +10984,23 @@
                 <w:szCs w:val="21"/>
                 <w:lang w:val="en-US"/>
               </w:rPr>
-              <w:t>Remark: Opcos out of o365 Tenant should be count as External users</w:t>
+              <w:t xml:space="preserve">Remark: Opcos out of o365 Tenant should be </w:t>
+            </w:r>
+            <w:proofErr w:type="gramStart"/>
+            <w:r>
+              <w:rPr>
+                <w:szCs w:val="21"/>
+                <w:lang w:val="en-US"/>
+              </w:rPr>
+              <w:t>count</w:t>
+            </w:r>
+            <w:proofErr w:type="gramEnd"/>
+            <w:r>
+              <w:rPr>
+                <w:szCs w:val="21"/>
+                <w:lang w:val="en-US"/>
+              </w:rPr>
+              <w:t xml:space="preserve"> as External users</w:t>
             </w:r>
           </w:p>
           <w:p>
@@ -10193,8 +11041,9 @@
                 <w:szCs w:val="21"/>
                 <w:lang w:val="en-US"/>
               </w:rPr>
-              <w:t xml:space="preserve">What information the </w:t>
-            </w:r>
+              <w:t xml:space="preserve">What information </w:t>
+            </w:r>
+            <w:proofErr w:type="gramStart"/>
             <w:r>
               <w:rPr>
                 <w:b w:val="0"/>
@@ -10202,6 +11051,15 @@
                 <w:szCs w:val="21"/>
                 <w:lang w:val="en-US"/>
               </w:rPr>
+              <w:t xml:space="preserve">the </w:t>
+            </w:r>
+            <w:r>
+              <w:rPr>
+                <w:b w:val="0"/>
+                <w:bCs w:val="0"/>
+                <w:szCs w:val="21"/>
+                <w:lang w:val="en-US"/>
+              </w:rPr>
               <w:t>user</w:t>
             </w:r>
             <w:r>
@@ -10222,6 +11080,7 @@
               </w:rPr>
               <w:t>will</w:t>
             </w:r>
+            <w:proofErr w:type="gramEnd"/>
             <w:r>
               <w:rPr>
                 <w:b w:val="0"/>
@@ -10684,7 +11543,23 @@
                 <w:lang w:val="en-US"/>
               </w:rPr>
               <w:br/>
-              <w:t xml:space="preserve">Please specify : </w:t>
+              <w:t xml:space="preserve">Please </w:t>
+            </w:r>
+            <w:proofErr w:type="gramStart"/>
+            <w:r>
+              <w:rPr>
+                <w:szCs w:val="21"/>
+                <w:lang w:val="en-US"/>
+              </w:rPr>
+              <w:t>specify :</w:t>
+            </w:r>
+            <w:proofErr w:type="gramEnd"/>
+            <w:r>
+              <w:rPr>
+                <w:szCs w:val="21"/>
+                <w:lang w:val="en-US"/>
+              </w:rPr>
+              <w:t xml:space="preserve"> </w:t>
             </w:r>
             <w:sdt>
               <w:sdtPr>
@@ -10799,7 +11674,23 @@
                 <w:szCs w:val="21"/>
                 <w:lang w:val="en-US"/>
               </w:rPr>
-              <w:t xml:space="preserve"> PC client  (Native </w:t>
+              <w:t xml:space="preserve"> PC </w:t>
+            </w:r>
+            <w:proofErr w:type="gramStart"/>
+            <w:r>
+              <w:rPr>
+                <w:szCs w:val="21"/>
+                <w:lang w:val="en-US"/>
+              </w:rPr>
+              <w:t>client  (</w:t>
+            </w:r>
+            <w:proofErr w:type="gramEnd"/>
+            <w:r>
+              <w:rPr>
+                <w:szCs w:val="21"/>
+                <w:lang w:val="en-US"/>
+              </w:rPr>
+              <w:t xml:space="preserve">Native </w:t>
             </w:r>
             <w:r>
               <w:rPr>
@@ -10945,7 +11836,23 @@
                 <w:lang w:val="en-US"/>
               </w:rPr>
               <w:br/>
-              <w:t xml:space="preserve">Please specify : </w:t>
+              <w:t xml:space="preserve">Please </w:t>
+            </w:r>
+            <w:proofErr w:type="gramStart"/>
+            <w:r>
+              <w:rPr>
+                <w:szCs w:val="21"/>
+                <w:lang w:val="en-US"/>
+              </w:rPr>
+              <w:t>specify :</w:t>
+            </w:r>
+            <w:proofErr w:type="gramEnd"/>
+            <w:r>
+              <w:rPr>
+                <w:szCs w:val="21"/>
+                <w:lang w:val="en-US"/>
+              </w:rPr>
+              <w:t xml:space="preserve"> </w:t>
             </w:r>
             <w:sdt>
               <w:sdtPr>
@@ -11067,7 +11974,23 @@
                 <w:szCs w:val="21"/>
                 <w:lang w:val="en-US"/>
               </w:rPr>
-              <w:t xml:space="preserve"> PC client  (Native </w:t>
+              <w:t xml:space="preserve"> PC </w:t>
+            </w:r>
+            <w:proofErr w:type="gramStart"/>
+            <w:r>
+              <w:rPr>
+                <w:szCs w:val="21"/>
+                <w:lang w:val="en-US"/>
+              </w:rPr>
+              <w:t>client  (</w:t>
+            </w:r>
+            <w:proofErr w:type="gramEnd"/>
+            <w:r>
+              <w:rPr>
+                <w:szCs w:val="21"/>
+                <w:lang w:val="en-US"/>
+              </w:rPr>
+              <w:t xml:space="preserve">Native </w:t>
             </w:r>
             <w:r>
               <w:rPr>
@@ -11167,7 +12090,6 @@
                 <w:szCs w:val="21"/>
                 <w:lang w:val="en-US"/>
               </w:rPr>
-              <w:lastRenderedPageBreak/>
               <w:t>Log-in Method:</w:t>
             </w:r>
           </w:p>
@@ -11868,7 +12790,27 @@
                 <w:szCs w:val="21"/>
                 <w:lang w:val="en-US"/>
               </w:rPr>
-              <w:t>What information the user will access?</w:t>
+              <w:t xml:space="preserve">What information </w:t>
+            </w:r>
+            <w:proofErr w:type="gramStart"/>
+            <w:r>
+              <w:rPr>
+                <w:b w:val="0"/>
+                <w:bCs w:val="0"/>
+                <w:szCs w:val="21"/>
+                <w:lang w:val="en-US"/>
+              </w:rPr>
+              <w:t>the user will</w:t>
+            </w:r>
+            <w:proofErr w:type="gramEnd"/>
+            <w:r>
+              <w:rPr>
+                <w:b w:val="0"/>
+                <w:bCs w:val="0"/>
+                <w:szCs w:val="21"/>
+                <w:lang w:val="en-US"/>
+              </w:rPr>
+              <w:t xml:space="preserve"> access?</w:t>
             </w:r>
           </w:p>
         </w:tc>
@@ -12172,7 +13114,23 @@
                 <w:lang w:val="en-US"/>
               </w:rPr>
               <w:br/>
-              <w:t xml:space="preserve">Please specify : </w:t>
+              <w:t xml:space="preserve">Please </w:t>
+            </w:r>
+            <w:proofErr w:type="gramStart"/>
+            <w:r>
+              <w:rPr>
+                <w:szCs w:val="21"/>
+                <w:lang w:val="en-US"/>
+              </w:rPr>
+              <w:t>specify :</w:t>
+            </w:r>
+            <w:proofErr w:type="gramEnd"/>
+            <w:r>
+              <w:rPr>
+                <w:szCs w:val="21"/>
+                <w:lang w:val="en-US"/>
+              </w:rPr>
+              <w:t xml:space="preserve"> </w:t>
             </w:r>
             <w:sdt>
               <w:sdtPr>
@@ -12288,7 +13246,23 @@
                 <w:szCs w:val="21"/>
                 <w:lang w:val="en-US"/>
               </w:rPr>
-              <w:t xml:space="preserve"> PC client  (Native client/ New developed client)</w:t>
+              <w:t xml:space="preserve"> PC </w:t>
+            </w:r>
+            <w:proofErr w:type="gramStart"/>
+            <w:r>
+              <w:rPr>
+                <w:szCs w:val="21"/>
+                <w:lang w:val="en-US"/>
+              </w:rPr>
+              <w:t>client  (</w:t>
+            </w:r>
+            <w:proofErr w:type="gramEnd"/>
+            <w:r>
+              <w:rPr>
+                <w:szCs w:val="21"/>
+                <w:lang w:val="en-US"/>
+              </w:rPr>
+              <w:t>Native client/ New developed client)</w:t>
             </w:r>
           </w:p>
           <w:p>
@@ -12407,7 +13381,23 @@
                 <w:lang w:val="en-US"/>
               </w:rPr>
               <w:br/>
-              <w:t xml:space="preserve">Please specify : </w:t>
+              <w:t xml:space="preserve">Please </w:t>
+            </w:r>
+            <w:proofErr w:type="gramStart"/>
+            <w:r>
+              <w:rPr>
+                <w:szCs w:val="21"/>
+                <w:lang w:val="en-US"/>
+              </w:rPr>
+              <w:t>specify :</w:t>
+            </w:r>
+            <w:proofErr w:type="gramEnd"/>
+            <w:r>
+              <w:rPr>
+                <w:szCs w:val="21"/>
+                <w:lang w:val="en-US"/>
+              </w:rPr>
+              <w:t xml:space="preserve"> </w:t>
             </w:r>
             <w:sdt>
               <w:sdtPr>
@@ -12523,7 +13513,23 @@
                 <w:szCs w:val="21"/>
                 <w:lang w:val="en-US"/>
               </w:rPr>
-              <w:t xml:space="preserve"> PC client  (Native client/ New developed client)</w:t>
+              <w:t xml:space="preserve"> PC </w:t>
+            </w:r>
+            <w:proofErr w:type="gramStart"/>
+            <w:r>
+              <w:rPr>
+                <w:szCs w:val="21"/>
+                <w:lang w:val="en-US"/>
+              </w:rPr>
+              <w:t>client  (</w:t>
+            </w:r>
+            <w:proofErr w:type="gramEnd"/>
+            <w:r>
+              <w:rPr>
+                <w:szCs w:val="21"/>
+                <w:lang w:val="en-US"/>
+              </w:rPr>
+              <w:t>Native client/ New developed client)</w:t>
             </w:r>
           </w:p>
           <w:p>
@@ -13440,7 +14446,6 @@
                 <w:color w:val="FFFFFF" w:themeColor="background1"/>
                 <w:lang w:val="en-US"/>
               </w:rPr>
-              <w:lastRenderedPageBreak/>
               <w:t>RCI</w:t>
             </w:r>
             <w:r>
@@ -16213,6 +17218,7 @@
               </w:rPr>
               <w:br/>
             </w:r>
+            <w:proofErr w:type="spellStart"/>
             <w:r>
               <w:rPr>
                 <w:b w:val="0"/>
@@ -16221,7 +17227,18 @@
                 <w:szCs w:val="20"/>
                 <w:lang w:val="en-US"/>
               </w:rPr>
-              <w:t>Backup retention</w:t>
+              <w:t>Backup</w:t>
+            </w:r>
+            <w:proofErr w:type="spellEnd"/>
+            <w:r>
+              <w:rPr>
+                <w:b w:val="0"/>
+                <w:bCs w:val="0"/>
+                <w:sz w:val="21"/>
+                <w:szCs w:val="20"/>
+                <w:lang w:val="en-US"/>
+              </w:rPr>
+              <w:t xml:space="preserve"> retention</w:t>
             </w:r>
             <w:r>
               <w:rPr>
@@ -19073,7 +20090,7 @@
             </wp:anchor>
           </w:drawing>
         </mc:Choice>
-        <mc:Fallback xmlns:a="http://schemas.openxmlformats.org/drawingml/2006/main" xmlns:a14="http://schemas.microsoft.com/office/drawing/2010/main" xmlns:pic="http://schemas.openxmlformats.org/drawingml/2006/picture">
+        <mc:Fallback xmlns:pic="http://schemas.openxmlformats.org/drawingml/2006/picture" xmlns:a14="http://schemas.microsoft.com/office/drawing/2010/main" xmlns:a="http://schemas.openxmlformats.org/drawingml/2006/main">
           <w:pict w14:anchorId="39AEFA4B">
             <v:rect id="Rectangle 3" style="position:absolute;margin-left:0;margin-top:57.6pt;width:540.7pt;height:2.15pt;z-index:251658241;visibility:visible;mso-wrap-style:square;mso-width-percent:0;mso-height-percent:0;mso-wrap-distance-left:9pt;mso-wrap-distance-top:0;mso-wrap-distance-right:9pt;mso-wrap-distance-bottom:0;mso-position-horizontal:center;mso-position-horizontal-relative:page;mso-position-vertical:absolute;mso-position-vertical-relative:page;mso-width-percent:0;mso-height-percent:0;mso-width-relative:page;mso-height-relative:page;v-text-anchor:top" o:spid="_x0000_s1026" fillcolor="#cf142b" stroked="f" strokecolor="#4a7ebb" strokeweight="1.5pt" w14:anchorId="5004D633" o:gfxdata="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">
               <v:textbox inset="0,0,0,0"/>
@@ -23895,6 +24912,7 @@
     <w:rsid w:val="004E0664"/>
     <w:rsid w:val="005074A4"/>
     <w:rsid w:val="005166DE"/>
+    <w:rsid w:val="00544FA9"/>
     <w:rsid w:val="00562D1F"/>
     <w:rsid w:val="005779B3"/>
     <w:rsid w:val="005A2002"/>
@@ -23926,6 +24944,7 @@
     <w:rsid w:val="00BA7B53"/>
     <w:rsid w:val="00BB79C9"/>
     <w:rsid w:val="00C00FA9"/>
+    <w:rsid w:val="00C23CE9"/>
     <w:rsid w:val="00C82812"/>
     <w:rsid w:val="00CD36F6"/>
     <w:rsid w:val="00D14144"/>
@@ -25225,19 +26244,17 @@
 </file>
 
 <file path=customXml/item1.xml><?xml version="1.0" encoding="utf-8"?>
-<b:Sources xmlns:b="http://schemas.openxmlformats.org/officeDocument/2006/bibliography" xmlns="http://schemas.openxmlformats.org/officeDocument/2006/bibliography" SelectedStyle="\APASixthEditionOfficeOnline.xsl" StyleName="APA" Version="6"/>
+<p:properties xmlns:p="http://schemas.microsoft.com/office/2006/metadata/properties" xmlns:xsi="http://www.w3.org/2001/XMLSchema-instance" xmlns:pc="http://schemas.microsoft.com/office/infopath/2007/PartnerControls">
+  <documentManagement>
+    <lcf76f155ced4ddcb4097134ff3c332f xmlns="a74d9f55-5f88-4c59-aa8a-fb57dcfdd92b">
+      <Terms xmlns="http://schemas.microsoft.com/office/infopath/2007/PartnerControls"/>
+    </lcf76f155ced4ddcb4097134ff3c332f>
+    <TaxCatchAll xmlns="a73f3529-3fb6-4803-a951-0f00e0ebaa21" xsi:nil="true"/>
+  </documentManagement>
+</p:properties>
 </file>
 
 <file path=customXml/item2.xml><?xml version="1.0" encoding="utf-8"?>
-<?mso-contentType ?>
-<FormTemplates xmlns="http://schemas.microsoft.com/sharepoint/v3/contenttype/forms">
-  <Display>DocumentLibraryForm</Display>
-  <Edit>DocumentLibraryForm</Edit>
-  <New>DocumentLibraryForm</New>
-</FormTemplates>
-</file>
-
-<file path=customXml/item3.xml><?xml version="1.0" encoding="utf-8"?>
 <ct:contentTypeSchema xmlns:ct="http://schemas.microsoft.com/office/2006/metadata/contentType" xmlns:ma="http://schemas.microsoft.com/office/2006/metadata/properties/metaAttributes" ct:_="" ma:_="" ma:contentTypeName="Document" ma:contentTypeID="0x010100807F77BA199D9844A8A3FBA3231E31A6" ma:contentTypeVersion="17" ma:contentTypeDescription="Create a new document." ma:contentTypeScope="" ma:versionID="d280823d55967064355ec8b765e00541">
   <xsd:schema xmlns:xsd="http://www.w3.org/2001/XMLSchema" xmlns:xs="http://www.w3.org/2001/XMLSchema" xmlns:p="http://schemas.microsoft.com/office/2006/metadata/properties" xmlns:ns2="a74d9f55-5f88-4c59-aa8a-fb57dcfdd92b" xmlns:ns3="a73f3529-3fb6-4803-a951-0f00e0ebaa21" targetNamespace="http://schemas.microsoft.com/office/2006/metadata/properties" ma:root="true" ma:fieldsID="a94be78f080489e4c9f619634715997a" ns2:_="" ns3:_="">
     <xsd:import namespace="a74d9f55-5f88-4c59-aa8a-fb57dcfdd92b"/>
@@ -25486,34 +26503,31 @@
 </ct:contentTypeSchema>
 </file>
 
+<file path=customXml/item3.xml><?xml version="1.0" encoding="utf-8"?>
+<?mso-contentType ?>
+<FormTemplates xmlns="http://schemas.microsoft.com/sharepoint/v3/contenttype/forms">
+  <Display>DocumentLibraryForm</Display>
+  <Edit>DocumentLibraryForm</Edit>
+  <New>DocumentLibraryForm</New>
+</FormTemplates>
+</file>
+
 <file path=customXml/item4.xml><?xml version="1.0" encoding="utf-8"?>
-<p:properties xmlns:p="http://schemas.microsoft.com/office/2006/metadata/properties" xmlns:xsi="http://www.w3.org/2001/XMLSchema-instance" xmlns:pc="http://schemas.microsoft.com/office/infopath/2007/PartnerControls">
-  <documentManagement>
-    <lcf76f155ced4ddcb4097134ff3c332f xmlns="a74d9f55-5f88-4c59-aa8a-fb57dcfdd92b">
-      <Terms xmlns="http://schemas.microsoft.com/office/infopath/2007/PartnerControls"/>
-    </lcf76f155ced4ddcb4097134ff3c332f>
-    <TaxCatchAll xmlns="a73f3529-3fb6-4803-a951-0f00e0ebaa21" xsi:nil="true"/>
-  </documentManagement>
-</p:properties>
+<b:Sources xmlns:b="http://schemas.openxmlformats.org/officeDocument/2006/bibliography" xmlns="http://schemas.openxmlformats.org/officeDocument/2006/bibliography" SelectedStyle="\APASixthEditionOfficeOnline.xsl" StyleName="APA" Version="6"/>
 </file>
 
 <file path=customXml/itemProps1.xml><?xml version="1.0" encoding="utf-8"?>
-<ds:datastoreItem xmlns:ds="http://schemas.openxmlformats.org/officeDocument/2006/customXml" ds:itemID="{57439985-EE72-442B-BD5B-AB1075A370A4}">
+<ds:datastoreItem xmlns:ds="http://schemas.openxmlformats.org/officeDocument/2006/customXml" ds:itemID="{6D6A3D98-90F9-462A-A16B-CC616F00365F}">
   <ds:schemaRefs>
-    <ds:schemaRef ds:uri="http://schemas.openxmlformats.org/officeDocument/2006/bibliography"/>
+    <ds:schemaRef ds:uri="http://schemas.microsoft.com/office/2006/metadata/properties"/>
+    <ds:schemaRef ds:uri="http://schemas.microsoft.com/office/infopath/2007/PartnerControls"/>
+    <ds:schemaRef ds:uri="a74d9f55-5f88-4c59-aa8a-fb57dcfdd92b"/>
+    <ds:schemaRef ds:uri="a73f3529-3fb6-4803-a951-0f00e0ebaa21"/>
   </ds:schemaRefs>
 </ds:datastoreItem>
 </file>
 
 <file path=customXml/itemProps2.xml><?xml version="1.0" encoding="utf-8"?>
-<ds:datastoreItem xmlns:ds="http://schemas.openxmlformats.org/officeDocument/2006/customXml" ds:itemID="{EBD859DB-68CB-43BE-8F03-7A3ADAC007B6}">
-  <ds:schemaRefs>
-    <ds:schemaRef ds:uri="http://schemas.microsoft.com/sharepoint/v3/contenttype/forms"/>
-  </ds:schemaRefs>
-</ds:datastoreItem>
-</file>
-
-<file path=customXml/itemProps3.xml><?xml version="1.0" encoding="utf-8"?>
 <ds:datastoreItem xmlns:ds="http://schemas.openxmlformats.org/officeDocument/2006/customXml" ds:itemID="{DC054991-230F-4E26-B8DA-50E8552BA589}">
   <ds:schemaRefs>
     <ds:schemaRef ds:uri="http://schemas.microsoft.com/office/2006/metadata/contentType"/>
@@ -25532,13 +26546,18 @@
 </ds:datastoreItem>
 </file>
 
+<file path=customXml/itemProps3.xml><?xml version="1.0" encoding="utf-8"?>
+<ds:datastoreItem xmlns:ds="http://schemas.openxmlformats.org/officeDocument/2006/customXml" ds:itemID="{EBD859DB-68CB-43BE-8F03-7A3ADAC007B6}">
+  <ds:schemaRefs>
+    <ds:schemaRef ds:uri="http://schemas.microsoft.com/sharepoint/v3/contenttype/forms"/>
+  </ds:schemaRefs>
+</ds:datastoreItem>
+</file>
+
 <file path=customXml/itemProps4.xml><?xml version="1.0" encoding="utf-8"?>
-<ds:datastoreItem xmlns:ds="http://schemas.openxmlformats.org/officeDocument/2006/customXml" ds:itemID="{6D6A3D98-90F9-462A-A16B-CC616F00365F}">
+<ds:datastoreItem xmlns:ds="http://schemas.openxmlformats.org/officeDocument/2006/customXml" ds:itemID="{57439985-EE72-442B-BD5B-AB1075A370A4}">
   <ds:schemaRefs>
-    <ds:schemaRef ds:uri="http://schemas.microsoft.com/office/2006/metadata/properties"/>
-    <ds:schemaRef ds:uri="http://schemas.microsoft.com/office/infopath/2007/PartnerControls"/>
-    <ds:schemaRef ds:uri="a74d9f55-5f88-4c59-aa8a-fb57dcfdd92b"/>
-    <ds:schemaRef ds:uri="a73f3529-3fb6-4803-a951-0f00e0ebaa21"/>
+    <ds:schemaRef ds:uri="http://schemas.openxmlformats.org/officeDocument/2006/bibliography"/>
   </ds:schemaRefs>
 </ds:datastoreItem>
 </file>